--- a/lab5/Шаталин_05.docx
+++ b/lab5/Шаталин_05.docx
@@ -15,39 +15,15 @@
           <w:sz w:val="28"/>
           <w:szCs w:val="28"/>
         </w:rPr>
-        <w:t>Лаб</w:t>
+        <w:t>5</w:t>
       </w:r>
       <w:r>
         <w:rPr>
           <w:sz w:val="28"/>
           <w:szCs w:val="28"/>
         </w:rPr>
-        <w:t>о</w:t>
+        <w:t xml:space="preserve"> </w:t>
       </w:r>
-      <w:r>
-        <w:rPr>
-          <w:sz w:val="28"/>
-          <w:szCs w:val="28"/>
-        </w:rPr>
-        <w:t xml:space="preserve">раторная работа </w:t>
-      </w:r>
-      <w:r>
-        <w:rPr>
-          <w:sz w:val="28"/>
-          <w:szCs w:val="28"/>
-        </w:rPr>
-        <w:t>5</w:t>
-      </w:r>
-    </w:p>
-    <w:p>
-      <w:pPr>
-        <w:ind w:left="567"/>
-        <w:jc w:val="center"/>
-        <w:rPr>
-          <w:sz w:val="28"/>
-          <w:szCs w:val="28"/>
-        </w:rPr>
-      </w:pPr>
       <w:r>
         <w:rPr>
           <w:sz w:val="28"/>
@@ -58,7 +34,7 @@
     </w:p>
     <w:p>
       <w:pPr>
-        <w:ind w:left="567"/>
+        <w:ind w:left="567" w:firstLine="709"/>
         <w:rPr>
           <w:sz w:val="28"/>
           <w:szCs w:val="28"/>
@@ -108,15 +84,6 @@
         <w:rPr>
           <w:sz w:val="28"/>
           <w:szCs w:val="28"/>
-        </w:rPr>
-      </w:pPr>
-    </w:p>
-    <w:p>
-      <w:pPr>
-        <w:ind w:left="567"/>
-        <w:rPr>
-          <w:sz w:val="28"/>
-          <w:szCs w:val="28"/>
           <w:lang w:val="en-US"/>
         </w:rPr>
       </w:pPr>
@@ -158,19 +125,17 @@
         <w:adjustRightInd w:val="0"/>
         <w:ind w:left="567"/>
         <w:rPr>
-          <w:rFonts w:ascii="Cascadia Mono" w:hAnsi="Cascadia Mono" w:cs="Cascadia Mono"/>
           <w:color w:val="000000"/>
-          <w:sz w:val="19"/>
-          <w:szCs w:val="19"/>
+          <w:sz w:val="28"/>
+          <w:szCs w:val="28"/>
           <w:lang w:val="en-US"/>
         </w:rPr>
       </w:pPr>
       <w:r>
         <w:rPr>
-          <w:rFonts w:ascii="Cascadia Mono" w:hAnsi="Cascadia Mono" w:cs="Cascadia Mono"/>
           <w:color w:val="000000"/>
-          <w:sz w:val="19"/>
-          <w:szCs w:val="19"/>
+          <w:sz w:val="28"/>
+          <w:szCs w:val="28"/>
           <w:lang w:val="en-US"/>
         </w:rPr>
         <w:t>using System;</w:t>
@@ -183,13 +148,21 @@
         <w:adjustRightInd w:val="0"/>
         <w:ind w:left="567"/>
         <w:rPr>
-          <w:rFonts w:ascii="Cascadia Mono" w:hAnsi="Cascadia Mono" w:cs="Cascadia Mono"/>
           <w:color w:val="000000"/>
-          <w:sz w:val="19"/>
-          <w:szCs w:val="19"/>
+          <w:sz w:val="28"/>
+          <w:szCs w:val="28"/>
           <w:lang w:val="en-US"/>
         </w:rPr>
       </w:pPr>
+      <w:r>
+        <w:rPr>
+          <w:color w:val="000000"/>
+          <w:sz w:val="28"/>
+          <w:szCs w:val="28"/>
+          <w:lang w:val="en-US"/>
+        </w:rPr>
+        <w:t>public class Circle</w:t>
+      </w:r>
     </w:p>
     <w:p>
       <w:pPr>
@@ -198,22 +171,20 @@
         <w:adjustRightInd w:val="0"/>
         <w:ind w:left="567"/>
         <w:rPr>
-          <w:rFonts w:ascii="Cascadia Mono" w:hAnsi="Cascadia Mono" w:cs="Cascadia Mono"/>
           <w:color w:val="000000"/>
-          <w:sz w:val="19"/>
-          <w:szCs w:val="19"/>
+          <w:sz w:val="28"/>
+          <w:szCs w:val="28"/>
           <w:lang w:val="en-US"/>
         </w:rPr>
       </w:pPr>
       <w:r>
         <w:rPr>
-          <w:rFonts w:ascii="Cascadia Mono" w:hAnsi="Cascadia Mono" w:cs="Cascadia Mono"/>
           <w:color w:val="000000"/>
-          <w:sz w:val="19"/>
-          <w:szCs w:val="19"/>
+          <w:sz w:val="28"/>
+          <w:szCs w:val="28"/>
           <w:lang w:val="en-US"/>
         </w:rPr>
-        <w:t>public class Circle</w:t>
+        <w:t>{</w:t>
       </w:r>
     </w:p>
     <w:p>
@@ -223,44 +194,17 @@
         <w:adjustRightInd w:val="0"/>
         <w:ind w:left="567"/>
         <w:rPr>
-          <w:rFonts w:ascii="Cascadia Mono" w:hAnsi="Cascadia Mono" w:cs="Cascadia Mono"/>
           <w:color w:val="000000"/>
-          <w:sz w:val="19"/>
-          <w:szCs w:val="19"/>
+          <w:sz w:val="28"/>
+          <w:szCs w:val="28"/>
           <w:lang w:val="en-US"/>
         </w:rPr>
       </w:pPr>
       <w:r>
         <w:rPr>
-          <w:rFonts w:ascii="Cascadia Mono" w:hAnsi="Cascadia Mono" w:cs="Cascadia Mono"/>
           <w:color w:val="000000"/>
-          <w:sz w:val="19"/>
-          <w:szCs w:val="19"/>
-          <w:lang w:val="en-US"/>
-        </w:rPr>
-        <w:t>{</w:t>
-      </w:r>
-    </w:p>
-    <w:p>
-      <w:pPr>
-        <w:autoSpaceDE w:val="0"/>
-        <w:autoSpaceDN w:val="0"/>
-        <w:adjustRightInd w:val="0"/>
-        <w:ind w:left="567"/>
-        <w:rPr>
-          <w:rFonts w:ascii="Cascadia Mono" w:hAnsi="Cascadia Mono" w:cs="Cascadia Mono"/>
-          <w:color w:val="000000"/>
-          <w:sz w:val="19"/>
-          <w:szCs w:val="19"/>
-          <w:lang w:val="en-US"/>
-        </w:rPr>
-      </w:pPr>
-      <w:r>
-        <w:rPr>
-          <w:rFonts w:ascii="Cascadia Mono" w:hAnsi="Cascadia Mono" w:cs="Cascadia Mono"/>
-          <w:color w:val="000000"/>
-          <w:sz w:val="19"/>
-          <w:szCs w:val="19"/>
+          <w:sz w:val="28"/>
+          <w:szCs w:val="28"/>
           <w:lang w:val="en-US"/>
         </w:rPr>
         <w:t xml:space="preserve">    public static double </w:t>
@@ -269,10 +213,9 @@
       <w:proofErr w:type="gramStart"/>
       <w:r>
         <w:rPr>
-          <w:rFonts w:ascii="Cascadia Mono" w:hAnsi="Cascadia Mono" w:cs="Cascadia Mono"/>
           <w:color w:val="000000"/>
-          <w:sz w:val="19"/>
-          <w:szCs w:val="19"/>
+          <w:sz w:val="28"/>
+          <w:szCs w:val="28"/>
           <w:lang w:val="en-US"/>
         </w:rPr>
         <w:t>CalculateArea</w:t>
@@ -280,10 +223,9 @@
       <w:proofErr w:type="spellEnd"/>
       <w:r>
         <w:rPr>
-          <w:rFonts w:ascii="Cascadia Mono" w:hAnsi="Cascadia Mono" w:cs="Cascadia Mono"/>
           <w:color w:val="000000"/>
-          <w:sz w:val="19"/>
-          <w:szCs w:val="19"/>
+          <w:sz w:val="28"/>
+          <w:szCs w:val="28"/>
           <w:lang w:val="en-US"/>
         </w:rPr>
         <w:t>(</w:t>
@@ -291,10 +233,9 @@
       <w:proofErr w:type="gramEnd"/>
       <w:r>
         <w:rPr>
-          <w:rFonts w:ascii="Cascadia Mono" w:hAnsi="Cascadia Mono" w:cs="Cascadia Mono"/>
           <w:color w:val="000000"/>
-          <w:sz w:val="19"/>
-          <w:szCs w:val="19"/>
+          <w:sz w:val="28"/>
+          <w:szCs w:val="28"/>
           <w:lang w:val="en-US"/>
         </w:rPr>
         <w:t>double radius)</w:t>
@@ -307,19 +248,17 @@
         <w:adjustRightInd w:val="0"/>
         <w:ind w:left="567"/>
         <w:rPr>
-          <w:rFonts w:ascii="Cascadia Mono" w:hAnsi="Cascadia Mono" w:cs="Cascadia Mono"/>
           <w:color w:val="000000"/>
-          <w:sz w:val="19"/>
-          <w:szCs w:val="19"/>
+          <w:sz w:val="28"/>
+          <w:szCs w:val="28"/>
           <w:lang w:val="en-US"/>
         </w:rPr>
       </w:pPr>
       <w:r>
         <w:rPr>
-          <w:rFonts w:ascii="Cascadia Mono" w:hAnsi="Cascadia Mono" w:cs="Cascadia Mono"/>
           <w:color w:val="000000"/>
-          <w:sz w:val="19"/>
-          <w:szCs w:val="19"/>
+          <w:sz w:val="28"/>
+          <w:szCs w:val="28"/>
           <w:lang w:val="en-US"/>
         </w:rPr>
         <w:t xml:space="preserve">    {</w:t>
@@ -332,19 +271,17 @@
         <w:adjustRightInd w:val="0"/>
         <w:ind w:left="567"/>
         <w:rPr>
-          <w:rFonts w:ascii="Cascadia Mono" w:hAnsi="Cascadia Mono" w:cs="Cascadia Mono"/>
           <w:color w:val="000000"/>
-          <w:sz w:val="19"/>
-          <w:szCs w:val="19"/>
+          <w:sz w:val="28"/>
+          <w:szCs w:val="28"/>
           <w:lang w:val="en-US"/>
         </w:rPr>
       </w:pPr>
       <w:r>
         <w:rPr>
-          <w:rFonts w:ascii="Cascadia Mono" w:hAnsi="Cascadia Mono" w:cs="Cascadia Mono"/>
           <w:color w:val="000000"/>
-          <w:sz w:val="19"/>
-          <w:szCs w:val="19"/>
+          <w:sz w:val="28"/>
+          <w:szCs w:val="28"/>
           <w:lang w:val="en-US"/>
         </w:rPr>
         <w:t xml:space="preserve">        return </w:t>
@@ -352,10 +289,9 @@
       <w:proofErr w:type="spellStart"/>
       <w:r>
         <w:rPr>
-          <w:rFonts w:ascii="Cascadia Mono" w:hAnsi="Cascadia Mono" w:cs="Cascadia Mono"/>
           <w:color w:val="000000"/>
-          <w:sz w:val="19"/>
-          <w:szCs w:val="19"/>
+          <w:sz w:val="28"/>
+          <w:szCs w:val="28"/>
           <w:lang w:val="en-US"/>
         </w:rPr>
         <w:t>Math.PI</w:t>
@@ -363,10 +299,9 @@
       <w:proofErr w:type="spellEnd"/>
       <w:r>
         <w:rPr>
-          <w:rFonts w:ascii="Cascadia Mono" w:hAnsi="Cascadia Mono" w:cs="Cascadia Mono"/>
           <w:color w:val="000000"/>
-          <w:sz w:val="19"/>
-          <w:szCs w:val="19"/>
+          <w:sz w:val="28"/>
+          <w:szCs w:val="28"/>
           <w:lang w:val="en-US"/>
         </w:rPr>
         <w:t xml:space="preserve"> * radius * radius;</w:t>
@@ -379,19 +314,17 @@
         <w:adjustRightInd w:val="0"/>
         <w:ind w:left="567"/>
         <w:rPr>
-          <w:rFonts w:ascii="Cascadia Mono" w:hAnsi="Cascadia Mono" w:cs="Cascadia Mono"/>
           <w:color w:val="000000"/>
-          <w:sz w:val="19"/>
-          <w:szCs w:val="19"/>
+          <w:sz w:val="28"/>
+          <w:szCs w:val="28"/>
           <w:lang w:val="en-US"/>
         </w:rPr>
       </w:pPr>
       <w:r>
         <w:rPr>
-          <w:rFonts w:ascii="Cascadia Mono" w:hAnsi="Cascadia Mono" w:cs="Cascadia Mono"/>
           <w:color w:val="000000"/>
-          <w:sz w:val="19"/>
-          <w:szCs w:val="19"/>
+          <w:sz w:val="28"/>
+          <w:szCs w:val="28"/>
           <w:lang w:val="en-US"/>
         </w:rPr>
         <w:t xml:space="preserve">    }</w:t>
@@ -404,19 +337,17 @@
         <w:adjustRightInd w:val="0"/>
         <w:ind w:left="567"/>
         <w:rPr>
-          <w:rFonts w:ascii="Cascadia Mono" w:hAnsi="Cascadia Mono" w:cs="Cascadia Mono"/>
           <w:color w:val="000000"/>
-          <w:sz w:val="19"/>
-          <w:szCs w:val="19"/>
+          <w:sz w:val="28"/>
+          <w:szCs w:val="28"/>
           <w:lang w:val="en-US"/>
         </w:rPr>
       </w:pPr>
       <w:r>
         <w:rPr>
-          <w:rFonts w:ascii="Cascadia Mono" w:hAnsi="Cascadia Mono" w:cs="Cascadia Mono"/>
           <w:color w:val="000000"/>
-          <w:sz w:val="19"/>
-          <w:szCs w:val="19"/>
+          <w:sz w:val="28"/>
+          <w:szCs w:val="28"/>
           <w:lang w:val="en-US"/>
         </w:rPr>
         <w:t>}</w:t>
@@ -429,13 +360,21 @@
         <w:adjustRightInd w:val="0"/>
         <w:ind w:left="567"/>
         <w:rPr>
-          <w:rFonts w:ascii="Cascadia Mono" w:hAnsi="Cascadia Mono" w:cs="Cascadia Mono"/>
           <w:color w:val="000000"/>
-          <w:sz w:val="19"/>
-          <w:szCs w:val="19"/>
+          <w:sz w:val="28"/>
+          <w:szCs w:val="28"/>
           <w:lang w:val="en-US"/>
         </w:rPr>
       </w:pPr>
+      <w:r>
+        <w:rPr>
+          <w:color w:val="000000"/>
+          <w:sz w:val="28"/>
+          <w:szCs w:val="28"/>
+          <w:lang w:val="en-US"/>
+        </w:rPr>
+        <w:t>class Program</w:t>
+      </w:r>
     </w:p>
     <w:p>
       <w:pPr>
@@ -444,22 +383,20 @@
         <w:adjustRightInd w:val="0"/>
         <w:ind w:left="567"/>
         <w:rPr>
-          <w:rFonts w:ascii="Cascadia Mono" w:hAnsi="Cascadia Mono" w:cs="Cascadia Mono"/>
           <w:color w:val="000000"/>
-          <w:sz w:val="19"/>
-          <w:szCs w:val="19"/>
+          <w:sz w:val="28"/>
+          <w:szCs w:val="28"/>
           <w:lang w:val="en-US"/>
         </w:rPr>
       </w:pPr>
       <w:r>
         <w:rPr>
-          <w:rFonts w:ascii="Cascadia Mono" w:hAnsi="Cascadia Mono" w:cs="Cascadia Mono"/>
           <w:color w:val="000000"/>
-          <w:sz w:val="19"/>
-          <w:szCs w:val="19"/>
+          <w:sz w:val="28"/>
+          <w:szCs w:val="28"/>
           <w:lang w:val="en-US"/>
         </w:rPr>
-        <w:t>class Program</w:t>
+        <w:t>{</w:t>
       </w:r>
     </w:p>
     <w:p>
@@ -469,22 +406,40 @@
         <w:adjustRightInd w:val="0"/>
         <w:ind w:left="567"/>
         <w:rPr>
-          <w:rFonts w:ascii="Cascadia Mono" w:hAnsi="Cascadia Mono" w:cs="Cascadia Mono"/>
           <w:color w:val="000000"/>
-          <w:sz w:val="19"/>
-          <w:szCs w:val="19"/>
+          <w:sz w:val="28"/>
+          <w:szCs w:val="28"/>
           <w:lang w:val="en-US"/>
         </w:rPr>
       </w:pPr>
       <w:r>
         <w:rPr>
-          <w:rFonts w:ascii="Cascadia Mono" w:hAnsi="Cascadia Mono" w:cs="Cascadia Mono"/>
           <w:color w:val="000000"/>
-          <w:sz w:val="19"/>
-          <w:szCs w:val="19"/>
+          <w:sz w:val="28"/>
+          <w:szCs w:val="28"/>
           <w:lang w:val="en-US"/>
         </w:rPr>
-        <w:t>{</w:t>
+        <w:t xml:space="preserve">    static void </w:t>
+      </w:r>
+      <w:proofErr w:type="gramStart"/>
+      <w:r>
+        <w:rPr>
+          <w:color w:val="000000"/>
+          <w:sz w:val="28"/>
+          <w:szCs w:val="28"/>
+          <w:lang w:val="en-US"/>
+        </w:rPr>
+        <w:t>Main(</w:t>
+      </w:r>
+      <w:proofErr w:type="gramEnd"/>
+      <w:r>
+        <w:rPr>
+          <w:color w:val="000000"/>
+          <w:sz w:val="28"/>
+          <w:szCs w:val="28"/>
+          <w:lang w:val="en-US"/>
+        </w:rPr>
+        <w:t>)</w:t>
       </w:r>
     </w:p>
     <w:p>
@@ -494,44 +449,20 @@
         <w:adjustRightInd w:val="0"/>
         <w:ind w:left="567"/>
         <w:rPr>
-          <w:rFonts w:ascii="Cascadia Mono" w:hAnsi="Cascadia Mono" w:cs="Cascadia Mono"/>
           <w:color w:val="000000"/>
-          <w:sz w:val="19"/>
-          <w:szCs w:val="19"/>
+          <w:sz w:val="28"/>
+          <w:szCs w:val="28"/>
           <w:lang w:val="en-US"/>
         </w:rPr>
       </w:pPr>
       <w:r>
         <w:rPr>
-          <w:rFonts w:ascii="Cascadia Mono" w:hAnsi="Cascadia Mono" w:cs="Cascadia Mono"/>
           <w:color w:val="000000"/>
-          <w:sz w:val="19"/>
-          <w:szCs w:val="19"/>
+          <w:sz w:val="28"/>
+          <w:szCs w:val="28"/>
           <w:lang w:val="en-US"/>
         </w:rPr>
-        <w:t xml:space="preserve">    static void </w:t>
-      </w:r>
-      <w:proofErr w:type="gramStart"/>
-      <w:r>
-        <w:rPr>
-          <w:rFonts w:ascii="Cascadia Mono" w:hAnsi="Cascadia Mono" w:cs="Cascadia Mono"/>
-          <w:color w:val="000000"/>
-          <w:sz w:val="19"/>
-          <w:szCs w:val="19"/>
-          <w:lang w:val="en-US"/>
-        </w:rPr>
-        <w:t>Main(</w:t>
-      </w:r>
-      <w:proofErr w:type="gramEnd"/>
-      <w:r>
-        <w:rPr>
-          <w:rFonts w:ascii="Cascadia Mono" w:hAnsi="Cascadia Mono" w:cs="Cascadia Mono"/>
-          <w:color w:val="000000"/>
-          <w:sz w:val="19"/>
-          <w:szCs w:val="19"/>
-          <w:lang w:val="en-US"/>
-        </w:rPr>
-        <w:t>)</w:t>
+        <w:t xml:space="preserve">    {</w:t>
       </w:r>
     </w:p>
     <w:p>
@@ -541,22 +472,40 @@
         <w:adjustRightInd w:val="0"/>
         <w:ind w:left="567"/>
         <w:rPr>
-          <w:rFonts w:ascii="Cascadia Mono" w:hAnsi="Cascadia Mono" w:cs="Cascadia Mono"/>
           <w:color w:val="000000"/>
-          <w:sz w:val="19"/>
-          <w:szCs w:val="19"/>
+          <w:sz w:val="28"/>
+          <w:szCs w:val="28"/>
           <w:lang w:val="en-US"/>
         </w:rPr>
       </w:pPr>
       <w:r>
         <w:rPr>
-          <w:rFonts w:ascii="Cascadia Mono" w:hAnsi="Cascadia Mono" w:cs="Cascadia Mono"/>
           <w:color w:val="000000"/>
-          <w:sz w:val="19"/>
-          <w:szCs w:val="19"/>
+          <w:sz w:val="28"/>
+          <w:szCs w:val="28"/>
           <w:lang w:val="en-US"/>
         </w:rPr>
-        <w:t xml:space="preserve">    {</w:t>
+        <w:t xml:space="preserve">        </w:t>
+      </w:r>
+      <w:proofErr w:type="spellStart"/>
+      <w:r>
+        <w:rPr>
+          <w:color w:val="000000"/>
+          <w:sz w:val="28"/>
+          <w:szCs w:val="28"/>
+          <w:lang w:val="en-US"/>
+        </w:rPr>
+        <w:t>Console.WriteLine</w:t>
+      </w:r>
+      <w:proofErr w:type="spellEnd"/>
+      <w:r>
+        <w:rPr>
+          <w:color w:val="000000"/>
+          <w:sz w:val="28"/>
+          <w:szCs w:val="28"/>
+          <w:lang w:val="en-US"/>
+        </w:rPr>
+        <w:t>("Task 1:");</w:t>
       </w:r>
     </w:p>
     <w:p>
@@ -566,19 +515,17 @@
         <w:adjustRightInd w:val="0"/>
         <w:ind w:left="567"/>
         <w:rPr>
-          <w:rFonts w:ascii="Cascadia Mono" w:hAnsi="Cascadia Mono" w:cs="Cascadia Mono"/>
           <w:color w:val="000000"/>
-          <w:sz w:val="19"/>
-          <w:szCs w:val="19"/>
+          <w:sz w:val="28"/>
+          <w:szCs w:val="28"/>
           <w:lang w:val="en-US"/>
         </w:rPr>
       </w:pPr>
       <w:r>
         <w:rPr>
-          <w:rFonts w:ascii="Cascadia Mono" w:hAnsi="Cascadia Mono" w:cs="Cascadia Mono"/>
           <w:color w:val="000000"/>
-          <w:sz w:val="19"/>
-          <w:szCs w:val="19"/>
+          <w:sz w:val="28"/>
+          <w:szCs w:val="28"/>
           <w:lang w:val="en-US"/>
         </w:rPr>
         <w:t xml:space="preserve">        </w:t>
@@ -586,10 +533,9 @@
       <w:proofErr w:type="spellStart"/>
       <w:r>
         <w:rPr>
-          <w:rFonts w:ascii="Cascadia Mono" w:hAnsi="Cascadia Mono" w:cs="Cascadia Mono"/>
           <w:color w:val="000000"/>
-          <w:sz w:val="19"/>
-          <w:szCs w:val="19"/>
+          <w:sz w:val="28"/>
+          <w:szCs w:val="28"/>
           <w:lang w:val="en-US"/>
         </w:rPr>
         <w:t>Console.WriteLine</w:t>
@@ -597,13 +543,32 @@
       <w:proofErr w:type="spellEnd"/>
       <w:r>
         <w:rPr>
-          <w:rFonts w:ascii="Cascadia Mono" w:hAnsi="Cascadia Mono" w:cs="Cascadia Mono"/>
           <w:color w:val="000000"/>
-          <w:sz w:val="19"/>
-          <w:szCs w:val="19"/>
+          <w:sz w:val="28"/>
+          <w:szCs w:val="28"/>
           <w:lang w:val="en-US"/>
         </w:rPr>
-        <w:t>("Task 1:");</w:t>
+        <w:t>($"Circle area with radius 5: {</w:t>
+      </w:r>
+      <w:proofErr w:type="spellStart"/>
+      <w:r>
+        <w:rPr>
+          <w:color w:val="000000"/>
+          <w:sz w:val="28"/>
+          <w:szCs w:val="28"/>
+          <w:lang w:val="en-US"/>
+        </w:rPr>
+        <w:t>Circle.CalculateArea</w:t>
+      </w:r>
+      <w:proofErr w:type="spellEnd"/>
+      <w:r>
+        <w:rPr>
+          <w:color w:val="000000"/>
+          <w:sz w:val="28"/>
+          <w:szCs w:val="28"/>
+          <w:lang w:val="en-US"/>
+        </w:rPr>
+        <w:t>(5)}");</w:t>
       </w:r>
     </w:p>
     <w:p>
@@ -613,66 +578,20 @@
         <w:adjustRightInd w:val="0"/>
         <w:ind w:left="567"/>
         <w:rPr>
-          <w:rFonts w:ascii="Cascadia Mono" w:hAnsi="Cascadia Mono" w:cs="Cascadia Mono"/>
           <w:color w:val="000000"/>
-          <w:sz w:val="19"/>
-          <w:szCs w:val="19"/>
+          <w:sz w:val="28"/>
+          <w:szCs w:val="28"/>
           <w:lang w:val="en-US"/>
         </w:rPr>
       </w:pPr>
       <w:r>
         <w:rPr>
-          <w:rFonts w:ascii="Cascadia Mono" w:hAnsi="Cascadia Mono" w:cs="Cascadia Mono"/>
           <w:color w:val="000000"/>
-          <w:sz w:val="19"/>
-          <w:szCs w:val="19"/>
+          <w:sz w:val="28"/>
+          <w:szCs w:val="28"/>
           <w:lang w:val="en-US"/>
         </w:rPr>
-        <w:t xml:space="preserve">        </w:t>
-      </w:r>
-      <w:proofErr w:type="spellStart"/>
-      <w:r>
-        <w:rPr>
-          <w:rFonts w:ascii="Cascadia Mono" w:hAnsi="Cascadia Mono" w:cs="Cascadia Mono"/>
-          <w:color w:val="000000"/>
-          <w:sz w:val="19"/>
-          <w:szCs w:val="19"/>
-          <w:lang w:val="en-US"/>
-        </w:rPr>
-        <w:t>Console.WriteLine</w:t>
-      </w:r>
-      <w:proofErr w:type="spellEnd"/>
-      <w:r>
-        <w:rPr>
-          <w:rFonts w:ascii="Cascadia Mono" w:hAnsi="Cascadia Mono" w:cs="Cascadia Mono"/>
-          <w:color w:val="000000"/>
-          <w:sz w:val="19"/>
-          <w:szCs w:val="19"/>
-          <w:lang w:val="en-US"/>
-        </w:rPr>
-        <w:t>($"Circle area with radius 5: {</w:t>
-      </w:r>
-      <w:proofErr w:type="spellStart"/>
-      <w:r>
-        <w:rPr>
-          <w:rFonts w:ascii="Cascadia Mono" w:hAnsi="Cascadia Mono" w:cs="Cascadia Mono"/>
-          <w:color w:val="000000"/>
-          <w:sz w:val="19"/>
-          <w:szCs w:val="19"/>
-          <w:lang w:val="en-US"/>
-        </w:rPr>
-        <w:t>Circle.CalculateArea</w:t>
-      </w:r>
-      <w:proofErr w:type="spellEnd"/>
-      <w:r>
-        <w:rPr>
-          <w:rFonts w:ascii="Cascadia Mono" w:hAnsi="Cascadia Mono" w:cs="Cascadia Mono"/>
-          <w:color w:val="000000"/>
-          <w:sz w:val="19"/>
-          <w:szCs w:val="19"/>
-          <w:lang w:val="en-US"/>
-        </w:rPr>
-        <w:t>(5)}");</w:t>
+        <w:t xml:space="preserve">    }</w:t>
       </w:r>
     </w:p>
     <w:p>
@@ -682,63 +601,22 @@
         <w:adjustRightInd w:val="0"/>
         <w:ind w:left="567"/>
         <w:rPr>
-          <w:rFonts w:ascii="Cascadia Mono" w:hAnsi="Cascadia Mono" w:cs="Cascadia Mono"/>
           <w:color w:val="000000"/>
-          <w:sz w:val="19"/>
-          <w:szCs w:val="19"/>
-          <w:lang w:val="en-US"/>
-        </w:rPr>
-      </w:pPr>
-      <w:r>
-        <w:rPr>
-          <w:rFonts w:ascii="Cascadia Mono" w:hAnsi="Cascadia Mono" w:cs="Cascadia Mono"/>
-          <w:color w:val="000000"/>
-          <w:sz w:val="19"/>
-          <w:szCs w:val="19"/>
-          <w:lang w:val="en-US"/>
-        </w:rPr>
-        <w:t xml:space="preserve">    }</w:t>
-      </w:r>
-    </w:p>
-    <w:p>
-      <w:pPr>
-        <w:autoSpaceDE w:val="0"/>
-        <w:autoSpaceDN w:val="0"/>
-        <w:adjustRightInd w:val="0"/>
-        <w:ind w:left="567"/>
-        <w:rPr>
-          <w:rFonts w:ascii="Cascadia Mono" w:hAnsi="Cascadia Mono" w:cs="Cascadia Mono"/>
-          <w:color w:val="000000"/>
-          <w:sz w:val="19"/>
-          <w:szCs w:val="19"/>
+          <w:sz w:val="28"/>
+          <w:szCs w:val="28"/>
           <w:highlight w:val="white"/>
           <w:lang w:val="en-US"/>
         </w:rPr>
       </w:pPr>
       <w:r>
         <w:rPr>
-          <w:rFonts w:ascii="Cascadia Mono" w:hAnsi="Cascadia Mono" w:cs="Cascadia Mono"/>
           <w:color w:val="000000"/>
-          <w:sz w:val="19"/>
-          <w:szCs w:val="19"/>
+          <w:sz w:val="28"/>
+          <w:szCs w:val="28"/>
           <w:lang w:val="en-US"/>
         </w:rPr>
         <w:t>}</w:t>
       </w:r>
-    </w:p>
-    <w:p>
-      <w:pPr>
-        <w:autoSpaceDE w:val="0"/>
-        <w:autoSpaceDN w:val="0"/>
-        <w:adjustRightInd w:val="0"/>
-        <w:rPr>
-          <w:rFonts w:ascii="Cascadia Mono" w:hAnsi="Cascadia Mono" w:cs="Cascadia Mono"/>
-          <w:color w:val="000000"/>
-          <w:sz w:val="19"/>
-          <w:szCs w:val="19"/>
-          <w:highlight w:val="white"/>
-        </w:rPr>
-      </w:pPr>
     </w:p>
     <w:p>
       <w:pPr>
@@ -826,10 +704,9 @@
             <w:proofErr w:type="spellStart"/>
             <w:r>
               <w:rPr>
-                <w:rFonts w:ascii="Cascadia Mono" w:hAnsi="Cascadia Mono" w:cs="Cascadia Mono"/>
                 <w:color w:val="A31515"/>
-                <w:sz w:val="19"/>
-                <w:szCs w:val="19"/>
+                <w:sz w:val="28"/>
+                <w:szCs w:val="28"/>
                 <w:highlight w:val="white"/>
               </w:rPr>
               <w:t>Radius</w:t>
@@ -837,10 +714,9 @@
             <w:proofErr w:type="spellEnd"/>
             <w:r>
               <w:rPr>
-                <w:rFonts w:ascii="Cascadia Mono" w:hAnsi="Cascadia Mono" w:cs="Cascadia Mono"/>
                 <w:color w:val="A31515"/>
-                <w:sz w:val="19"/>
-                <w:szCs w:val="19"/>
+                <w:sz w:val="28"/>
+                <w:szCs w:val="28"/>
                 <w:highlight w:val="white"/>
               </w:rPr>
               <w:t xml:space="preserve"> = 5</w:t>
@@ -1047,7 +923,7 @@
     </w:p>
     <w:p>
       <w:pPr>
-        <w:ind w:left="567"/>
+        <w:ind w:left="567" w:firstLine="709"/>
         <w:rPr>
           <w:sz w:val="28"/>
           <w:szCs w:val="28"/>
@@ -1065,12 +941,12 @@
           <w:sz w:val="28"/>
           <w:szCs w:val="28"/>
         </w:rPr>
-        <w:t xml:space="preserve"> Описать процедуру SortDec3(A, B, C), меняющую содержимое переменных A, B, C таким образом, чтобы их значения оказались упорядоченными по убыванию (A, B, C — вещественные параметры, являющиеся одновременно входными и выходными). С помощью этой процедуры упорядочить по убыванию два данных набора из трех чисел: (A1, B1, C1) и (A2, B2, C2).</w:t>
+        <w:t xml:space="preserve"> Описать процедуру SortDec3(A, B, C), меняющую содержимое переменных A, B, C таким образом, чтобы их значения оказались упорядоченными по убыванию (A, B, C — вещественные параметры, являющиеся одновременно входными и выходными). </w:t>
       </w:r>
     </w:p>
     <w:p>
       <w:pPr>
-        <w:ind w:left="567"/>
+        <w:ind w:left="567" w:firstLine="709"/>
         <w:rPr>
           <w:sz w:val="28"/>
           <w:szCs w:val="28"/>
@@ -1079,7 +955,7 @@
     </w:p>
     <w:p>
       <w:pPr>
-        <w:ind w:left="567"/>
+        <w:ind w:left="567" w:firstLine="709"/>
         <w:rPr>
           <w:sz w:val="28"/>
           <w:szCs w:val="28"/>
@@ -1088,7 +964,7 @@
     </w:p>
     <w:p>
       <w:pPr>
-        <w:ind w:left="567"/>
+        <w:ind w:left="567" w:firstLine="709"/>
         <w:rPr>
           <w:sz w:val="28"/>
           <w:szCs w:val="28"/>
@@ -1097,7 +973,7 @@
     </w:p>
     <w:p>
       <w:pPr>
-        <w:ind w:left="567"/>
+        <w:ind w:left="567" w:firstLine="709"/>
         <w:rPr>
           <w:sz w:val="28"/>
           <w:szCs w:val="28"/>
@@ -1106,6 +982,23 @@
     </w:p>
     <w:p>
       <w:pPr>
+        <w:ind w:left="567" w:firstLine="709"/>
+        <w:rPr>
+          <w:sz w:val="28"/>
+          <w:szCs w:val="28"/>
+        </w:rPr>
+      </w:pPr>
+      <w:r>
+        <w:rPr>
+          <w:sz w:val="28"/>
+          <w:szCs w:val="28"/>
+        </w:rPr>
+        <w:lastRenderedPageBreak/>
+        <w:t>С помощью этой процедуры упорядочить по убыванию два данных набора из трех чисел: (A1, B1, C1) и (A2, B2, C2).</w:t>
+      </w:r>
+    </w:p>
+    <w:p>
+      <w:pPr>
         <w:ind w:left="567"/>
         <w:rPr>
           <w:sz w:val="28"/>
@@ -1118,7 +1011,6 @@
           <w:sz w:val="28"/>
           <w:szCs w:val="28"/>
         </w:rPr>
-        <w:lastRenderedPageBreak/>
         <w:t>Листинг</w:t>
       </w:r>
       <w:r>
@@ -1152,19 +1044,17 @@
         <w:adjustRightInd w:val="0"/>
         <w:ind w:left="567"/>
         <w:rPr>
-          <w:rFonts w:ascii="Cascadia Mono" w:hAnsi="Cascadia Mono" w:cs="Cascadia Mono"/>
           <w:color w:val="000000"/>
-          <w:sz w:val="19"/>
-          <w:szCs w:val="19"/>
+          <w:sz w:val="28"/>
+          <w:szCs w:val="28"/>
           <w:lang w:val="en-US"/>
         </w:rPr>
       </w:pPr>
       <w:r>
         <w:rPr>
-          <w:rFonts w:ascii="Cascadia Mono" w:hAnsi="Cascadia Mono" w:cs="Cascadia Mono"/>
           <w:color w:val="000000"/>
-          <w:sz w:val="19"/>
-          <w:szCs w:val="19"/>
+          <w:sz w:val="28"/>
+          <w:szCs w:val="28"/>
           <w:lang w:val="en-US"/>
         </w:rPr>
         <w:t>using System;</w:t>
@@ -1177,13 +1067,21 @@
         <w:adjustRightInd w:val="0"/>
         <w:ind w:left="567"/>
         <w:rPr>
-          <w:rFonts w:ascii="Cascadia Mono" w:hAnsi="Cascadia Mono" w:cs="Cascadia Mono"/>
           <w:color w:val="000000"/>
-          <w:sz w:val="19"/>
-          <w:szCs w:val="19"/>
+          <w:sz w:val="28"/>
+          <w:szCs w:val="28"/>
           <w:lang w:val="en-US"/>
         </w:rPr>
       </w:pPr>
+      <w:r>
+        <w:rPr>
+          <w:color w:val="000000"/>
+          <w:sz w:val="28"/>
+          <w:szCs w:val="28"/>
+          <w:lang w:val="en-US"/>
+        </w:rPr>
+        <w:t>public class Sorter</w:t>
+      </w:r>
     </w:p>
     <w:p>
       <w:pPr>
@@ -1192,22 +1090,20 @@
         <w:adjustRightInd w:val="0"/>
         <w:ind w:left="567"/>
         <w:rPr>
-          <w:rFonts w:ascii="Cascadia Mono" w:hAnsi="Cascadia Mono" w:cs="Cascadia Mono"/>
           <w:color w:val="000000"/>
-          <w:sz w:val="19"/>
-          <w:szCs w:val="19"/>
+          <w:sz w:val="28"/>
+          <w:szCs w:val="28"/>
           <w:lang w:val="en-US"/>
         </w:rPr>
       </w:pPr>
       <w:r>
         <w:rPr>
-          <w:rFonts w:ascii="Cascadia Mono" w:hAnsi="Cascadia Mono" w:cs="Cascadia Mono"/>
           <w:color w:val="000000"/>
-          <w:sz w:val="19"/>
-          <w:szCs w:val="19"/>
+          <w:sz w:val="28"/>
+          <w:szCs w:val="28"/>
           <w:lang w:val="en-US"/>
         </w:rPr>
-        <w:t>public class Sorter</w:t>
+        <w:t>{</w:t>
       </w:r>
     </w:p>
     <w:p>
@@ -1217,22 +1113,20 @@
         <w:adjustRightInd w:val="0"/>
         <w:ind w:left="567"/>
         <w:rPr>
-          <w:rFonts w:ascii="Cascadia Mono" w:hAnsi="Cascadia Mono" w:cs="Cascadia Mono"/>
           <w:color w:val="000000"/>
-          <w:sz w:val="19"/>
-          <w:szCs w:val="19"/>
+          <w:sz w:val="28"/>
+          <w:szCs w:val="28"/>
           <w:lang w:val="en-US"/>
         </w:rPr>
       </w:pPr>
       <w:r>
         <w:rPr>
-          <w:rFonts w:ascii="Cascadia Mono" w:hAnsi="Cascadia Mono" w:cs="Cascadia Mono"/>
           <w:color w:val="000000"/>
-          <w:sz w:val="19"/>
-          <w:szCs w:val="19"/>
+          <w:sz w:val="28"/>
+          <w:szCs w:val="28"/>
           <w:lang w:val="en-US"/>
         </w:rPr>
-        <w:t>{</w:t>
+        <w:t xml:space="preserve">    public static void SortDec3(ref double a, ref double b, ref double c)</w:t>
       </w:r>
     </w:p>
     <w:p>
@@ -1242,493 +1136,17 @@
         <w:adjustRightInd w:val="0"/>
         <w:ind w:left="567"/>
         <w:rPr>
-          <w:rFonts w:ascii="Cascadia Mono" w:hAnsi="Cascadia Mono" w:cs="Cascadia Mono"/>
           <w:color w:val="000000"/>
-          <w:sz w:val="19"/>
-          <w:szCs w:val="19"/>
+          <w:sz w:val="28"/>
+          <w:szCs w:val="28"/>
           <w:lang w:val="en-US"/>
         </w:rPr>
       </w:pPr>
       <w:r>
         <w:rPr>
-          <w:rFonts w:ascii="Cascadia Mono" w:hAnsi="Cascadia Mono" w:cs="Cascadia Mono"/>
           <w:color w:val="000000"/>
-          <w:sz w:val="19"/>
-          <w:szCs w:val="19"/>
-          <w:lang w:val="en-US"/>
-        </w:rPr>
-        <w:t xml:space="preserve">    public static void SortDec3(ref double a, ref double b, ref double c)</w:t>
-      </w:r>
-    </w:p>
-    <w:p>
-      <w:pPr>
-        <w:autoSpaceDE w:val="0"/>
-        <w:autoSpaceDN w:val="0"/>
-        <w:adjustRightInd w:val="0"/>
-        <w:ind w:left="567"/>
-        <w:rPr>
-          <w:rFonts w:ascii="Cascadia Mono" w:hAnsi="Cascadia Mono" w:cs="Cascadia Mono"/>
-          <w:color w:val="000000"/>
-          <w:sz w:val="19"/>
-          <w:szCs w:val="19"/>
-          <w:lang w:val="en-US"/>
-        </w:rPr>
-      </w:pPr>
-      <w:r>
-        <w:rPr>
-          <w:rFonts w:ascii="Cascadia Mono" w:hAnsi="Cascadia Mono" w:cs="Cascadia Mono"/>
-          <w:color w:val="000000"/>
-          <w:sz w:val="19"/>
-          <w:szCs w:val="19"/>
-          <w:lang w:val="en-US"/>
-        </w:rPr>
-        <w:t xml:space="preserve">    {</w:t>
-      </w:r>
-    </w:p>
-    <w:p>
-      <w:pPr>
-        <w:autoSpaceDE w:val="0"/>
-        <w:autoSpaceDN w:val="0"/>
-        <w:adjustRightInd w:val="0"/>
-        <w:ind w:left="567"/>
-        <w:rPr>
-          <w:rFonts w:ascii="Cascadia Mono" w:hAnsi="Cascadia Mono" w:cs="Cascadia Mono"/>
-          <w:color w:val="000000"/>
-          <w:sz w:val="19"/>
-          <w:szCs w:val="19"/>
-          <w:lang w:val="en-US"/>
-        </w:rPr>
-      </w:pPr>
-      <w:r>
-        <w:rPr>
-          <w:rFonts w:ascii="Cascadia Mono" w:hAnsi="Cascadia Mono" w:cs="Cascadia Mono"/>
-          <w:color w:val="000000"/>
-          <w:sz w:val="19"/>
-          <w:szCs w:val="19"/>
-          <w:lang w:val="en-US"/>
-        </w:rPr>
-        <w:t xml:space="preserve">        </w:t>
-      </w:r>
-      <w:proofErr w:type="gramStart"/>
-      <w:r>
-        <w:rPr>
-          <w:rFonts w:ascii="Cascadia Mono" w:hAnsi="Cascadia Mono" w:cs="Cascadia Mono"/>
-          <w:color w:val="000000"/>
-          <w:sz w:val="19"/>
-          <w:szCs w:val="19"/>
-          <w:lang w:val="en-US"/>
-        </w:rPr>
-        <w:t>double[</w:t>
-      </w:r>
-      <w:proofErr w:type="gramEnd"/>
-      <w:r>
-        <w:rPr>
-          <w:rFonts w:ascii="Cascadia Mono" w:hAnsi="Cascadia Mono" w:cs="Cascadia Mono"/>
-          <w:color w:val="000000"/>
-          <w:sz w:val="19"/>
-          <w:szCs w:val="19"/>
-          <w:lang w:val="en-US"/>
-        </w:rPr>
-        <w:t xml:space="preserve">] </w:t>
-      </w:r>
-      <w:proofErr w:type="spellStart"/>
-      <w:r>
-        <w:rPr>
-          <w:rFonts w:ascii="Cascadia Mono" w:hAnsi="Cascadia Mono" w:cs="Cascadia Mono"/>
-          <w:color w:val="000000"/>
-          <w:sz w:val="19"/>
-          <w:szCs w:val="19"/>
-          <w:lang w:val="en-US"/>
-        </w:rPr>
-        <w:t>arr</w:t>
-      </w:r>
-      <w:proofErr w:type="spellEnd"/>
-      <w:r>
-        <w:rPr>
-          <w:rFonts w:ascii="Cascadia Mono" w:hAnsi="Cascadia Mono" w:cs="Cascadia Mono"/>
-          <w:color w:val="000000"/>
-          <w:sz w:val="19"/>
-          <w:szCs w:val="19"/>
-          <w:lang w:val="en-US"/>
-        </w:rPr>
-        <w:t xml:space="preserve"> = new double[] { a, b, c };</w:t>
-      </w:r>
-    </w:p>
-    <w:p>
-      <w:pPr>
-        <w:autoSpaceDE w:val="0"/>
-        <w:autoSpaceDN w:val="0"/>
-        <w:adjustRightInd w:val="0"/>
-        <w:ind w:left="567"/>
-        <w:rPr>
-          <w:rFonts w:ascii="Cascadia Mono" w:hAnsi="Cascadia Mono" w:cs="Cascadia Mono"/>
-          <w:color w:val="000000"/>
-          <w:sz w:val="19"/>
-          <w:szCs w:val="19"/>
-          <w:lang w:val="en-US"/>
-        </w:rPr>
-      </w:pPr>
-      <w:r>
-        <w:rPr>
-          <w:rFonts w:ascii="Cascadia Mono" w:hAnsi="Cascadia Mono" w:cs="Cascadia Mono"/>
-          <w:color w:val="000000"/>
-          <w:sz w:val="19"/>
-          <w:szCs w:val="19"/>
-          <w:lang w:val="en-US"/>
-        </w:rPr>
-        <w:t xml:space="preserve">        </w:t>
-      </w:r>
-      <w:proofErr w:type="spellStart"/>
-      <w:r>
-        <w:rPr>
-          <w:rFonts w:ascii="Cascadia Mono" w:hAnsi="Cascadia Mono" w:cs="Cascadia Mono"/>
-          <w:color w:val="000000"/>
-          <w:sz w:val="19"/>
-          <w:szCs w:val="19"/>
-          <w:lang w:val="en-US"/>
-        </w:rPr>
-        <w:t>Array.Sort</w:t>
-      </w:r>
-      <w:proofErr w:type="spellEnd"/>
-      <w:r>
-        <w:rPr>
-          <w:rFonts w:ascii="Cascadia Mono" w:hAnsi="Cascadia Mono" w:cs="Cascadia Mono"/>
-          <w:color w:val="000000"/>
-          <w:sz w:val="19"/>
-          <w:szCs w:val="19"/>
-          <w:lang w:val="en-US"/>
-        </w:rPr>
-        <w:t>(</w:t>
-      </w:r>
-      <w:proofErr w:type="spellStart"/>
-      <w:r>
-        <w:rPr>
-          <w:rFonts w:ascii="Cascadia Mono" w:hAnsi="Cascadia Mono" w:cs="Cascadia Mono"/>
-          <w:color w:val="000000"/>
-          <w:sz w:val="19"/>
-          <w:szCs w:val="19"/>
-          <w:lang w:val="en-US"/>
-        </w:rPr>
-        <w:t>arr</w:t>
-      </w:r>
-      <w:proofErr w:type="spellEnd"/>
-      <w:r>
-        <w:rPr>
-          <w:rFonts w:ascii="Cascadia Mono" w:hAnsi="Cascadia Mono" w:cs="Cascadia Mono"/>
-          <w:color w:val="000000"/>
-          <w:sz w:val="19"/>
-          <w:szCs w:val="19"/>
-          <w:lang w:val="en-US"/>
-        </w:rPr>
-        <w:t>);</w:t>
-      </w:r>
-    </w:p>
-    <w:p>
-      <w:pPr>
-        <w:autoSpaceDE w:val="0"/>
-        <w:autoSpaceDN w:val="0"/>
-        <w:adjustRightInd w:val="0"/>
-        <w:ind w:left="567"/>
-        <w:rPr>
-          <w:rFonts w:ascii="Cascadia Mono" w:hAnsi="Cascadia Mono" w:cs="Cascadia Mono"/>
-          <w:color w:val="000000"/>
-          <w:sz w:val="19"/>
-          <w:szCs w:val="19"/>
-          <w:lang w:val="en-US"/>
-        </w:rPr>
-      </w:pPr>
-      <w:r>
-        <w:rPr>
-          <w:rFonts w:ascii="Cascadia Mono" w:hAnsi="Cascadia Mono" w:cs="Cascadia Mono"/>
-          <w:color w:val="000000"/>
-          <w:sz w:val="19"/>
-          <w:szCs w:val="19"/>
-          <w:lang w:val="en-US"/>
-        </w:rPr>
-        <w:t xml:space="preserve">        </w:t>
-      </w:r>
-      <w:proofErr w:type="spellStart"/>
-      <w:r>
-        <w:rPr>
-          <w:rFonts w:ascii="Cascadia Mono" w:hAnsi="Cascadia Mono" w:cs="Cascadia Mono"/>
-          <w:color w:val="000000"/>
-          <w:sz w:val="19"/>
-          <w:szCs w:val="19"/>
-          <w:lang w:val="en-US"/>
-        </w:rPr>
-        <w:t>Array.Reverse</w:t>
-      </w:r>
-      <w:proofErr w:type="spellEnd"/>
-      <w:r>
-        <w:rPr>
-          <w:rFonts w:ascii="Cascadia Mono" w:hAnsi="Cascadia Mono" w:cs="Cascadia Mono"/>
-          <w:color w:val="000000"/>
-          <w:sz w:val="19"/>
-          <w:szCs w:val="19"/>
-          <w:lang w:val="en-US"/>
-        </w:rPr>
-        <w:t>(</w:t>
-      </w:r>
-      <w:proofErr w:type="spellStart"/>
-      <w:r>
-        <w:rPr>
-          <w:rFonts w:ascii="Cascadia Mono" w:hAnsi="Cascadia Mono" w:cs="Cascadia Mono"/>
-          <w:color w:val="000000"/>
-          <w:sz w:val="19"/>
-          <w:szCs w:val="19"/>
-          <w:lang w:val="en-US"/>
-        </w:rPr>
-        <w:t>arr</w:t>
-      </w:r>
-      <w:proofErr w:type="spellEnd"/>
-      <w:r>
-        <w:rPr>
-          <w:rFonts w:ascii="Cascadia Mono" w:hAnsi="Cascadia Mono" w:cs="Cascadia Mono"/>
-          <w:color w:val="000000"/>
-          <w:sz w:val="19"/>
-          <w:szCs w:val="19"/>
-          <w:lang w:val="en-US"/>
-        </w:rPr>
-        <w:t>);</w:t>
-      </w:r>
-    </w:p>
-    <w:p>
-      <w:pPr>
-        <w:autoSpaceDE w:val="0"/>
-        <w:autoSpaceDN w:val="0"/>
-        <w:adjustRightInd w:val="0"/>
-        <w:ind w:left="567"/>
-        <w:rPr>
-          <w:rFonts w:ascii="Cascadia Mono" w:hAnsi="Cascadia Mono" w:cs="Cascadia Mono"/>
-          <w:color w:val="000000"/>
-          <w:sz w:val="19"/>
-          <w:szCs w:val="19"/>
-          <w:lang w:val="en-US"/>
-        </w:rPr>
-      </w:pPr>
-      <w:r>
-        <w:rPr>
-          <w:rFonts w:ascii="Cascadia Mono" w:hAnsi="Cascadia Mono" w:cs="Cascadia Mono"/>
-          <w:color w:val="000000"/>
-          <w:sz w:val="19"/>
-          <w:szCs w:val="19"/>
-          <w:lang w:val="en-US"/>
-        </w:rPr>
-        <w:t xml:space="preserve">        a = </w:t>
-      </w:r>
-      <w:proofErr w:type="spellStart"/>
-      <w:proofErr w:type="gramStart"/>
-      <w:r>
-        <w:rPr>
-          <w:rFonts w:ascii="Cascadia Mono" w:hAnsi="Cascadia Mono" w:cs="Cascadia Mono"/>
-          <w:color w:val="000000"/>
-          <w:sz w:val="19"/>
-          <w:szCs w:val="19"/>
-          <w:lang w:val="en-US"/>
-        </w:rPr>
-        <w:t>arr</w:t>
-      </w:r>
-      <w:proofErr w:type="spellEnd"/>
-      <w:r>
-        <w:rPr>
-          <w:rFonts w:ascii="Cascadia Mono" w:hAnsi="Cascadia Mono" w:cs="Cascadia Mono"/>
-          <w:color w:val="000000"/>
-          <w:sz w:val="19"/>
-          <w:szCs w:val="19"/>
-          <w:lang w:val="en-US"/>
-        </w:rPr>
-        <w:t>[</w:t>
-      </w:r>
-      <w:proofErr w:type="gramEnd"/>
-      <w:r>
-        <w:rPr>
-          <w:rFonts w:ascii="Cascadia Mono" w:hAnsi="Cascadia Mono" w:cs="Cascadia Mono"/>
-          <w:color w:val="000000"/>
-          <w:sz w:val="19"/>
-          <w:szCs w:val="19"/>
-          <w:lang w:val="en-US"/>
-        </w:rPr>
-        <w:t>0];</w:t>
-      </w:r>
-    </w:p>
-    <w:p>
-      <w:pPr>
-        <w:autoSpaceDE w:val="0"/>
-        <w:autoSpaceDN w:val="0"/>
-        <w:adjustRightInd w:val="0"/>
-        <w:ind w:left="567"/>
-        <w:rPr>
-          <w:rFonts w:ascii="Cascadia Mono" w:hAnsi="Cascadia Mono" w:cs="Cascadia Mono"/>
-          <w:color w:val="000000"/>
-          <w:sz w:val="19"/>
-          <w:szCs w:val="19"/>
-          <w:lang w:val="en-US"/>
-        </w:rPr>
-      </w:pPr>
-      <w:r>
-        <w:rPr>
-          <w:rFonts w:ascii="Cascadia Mono" w:hAnsi="Cascadia Mono" w:cs="Cascadia Mono"/>
-          <w:color w:val="000000"/>
-          <w:sz w:val="19"/>
-          <w:szCs w:val="19"/>
-          <w:lang w:val="en-US"/>
-        </w:rPr>
-        <w:t xml:space="preserve">        b = </w:t>
-      </w:r>
-      <w:proofErr w:type="spellStart"/>
-      <w:proofErr w:type="gramStart"/>
-      <w:r>
-        <w:rPr>
-          <w:rFonts w:ascii="Cascadia Mono" w:hAnsi="Cascadia Mono" w:cs="Cascadia Mono"/>
-          <w:color w:val="000000"/>
-          <w:sz w:val="19"/>
-          <w:szCs w:val="19"/>
-          <w:lang w:val="en-US"/>
-        </w:rPr>
-        <w:t>arr</w:t>
-      </w:r>
-      <w:proofErr w:type="spellEnd"/>
-      <w:r>
-        <w:rPr>
-          <w:rFonts w:ascii="Cascadia Mono" w:hAnsi="Cascadia Mono" w:cs="Cascadia Mono"/>
-          <w:color w:val="000000"/>
-          <w:sz w:val="19"/>
-          <w:szCs w:val="19"/>
-          <w:lang w:val="en-US"/>
-        </w:rPr>
-        <w:t>[</w:t>
-      </w:r>
-      <w:proofErr w:type="gramEnd"/>
-      <w:r>
-        <w:rPr>
-          <w:rFonts w:ascii="Cascadia Mono" w:hAnsi="Cascadia Mono" w:cs="Cascadia Mono"/>
-          <w:color w:val="000000"/>
-          <w:sz w:val="19"/>
-          <w:szCs w:val="19"/>
-          <w:lang w:val="en-US"/>
-        </w:rPr>
-        <w:t>1];</w:t>
-      </w:r>
-    </w:p>
-    <w:p>
-      <w:pPr>
-        <w:autoSpaceDE w:val="0"/>
-        <w:autoSpaceDN w:val="0"/>
-        <w:adjustRightInd w:val="0"/>
-        <w:ind w:left="567"/>
-        <w:rPr>
-          <w:rFonts w:ascii="Cascadia Mono" w:hAnsi="Cascadia Mono" w:cs="Cascadia Mono"/>
-          <w:color w:val="000000"/>
-          <w:sz w:val="19"/>
-          <w:szCs w:val="19"/>
-          <w:lang w:val="en-US"/>
-        </w:rPr>
-      </w:pPr>
-      <w:r>
-        <w:rPr>
-          <w:rFonts w:ascii="Cascadia Mono" w:hAnsi="Cascadia Mono" w:cs="Cascadia Mono"/>
-          <w:color w:val="000000"/>
-          <w:sz w:val="19"/>
-          <w:szCs w:val="19"/>
-          <w:lang w:val="en-US"/>
-        </w:rPr>
-        <w:t xml:space="preserve">        c = </w:t>
-      </w:r>
-      <w:proofErr w:type="spellStart"/>
-      <w:proofErr w:type="gramStart"/>
-      <w:r>
-        <w:rPr>
-          <w:rFonts w:ascii="Cascadia Mono" w:hAnsi="Cascadia Mono" w:cs="Cascadia Mono"/>
-          <w:color w:val="000000"/>
-          <w:sz w:val="19"/>
-          <w:szCs w:val="19"/>
-          <w:lang w:val="en-US"/>
-        </w:rPr>
-        <w:t>arr</w:t>
-      </w:r>
-      <w:proofErr w:type="spellEnd"/>
-      <w:r>
-        <w:rPr>
-          <w:rFonts w:ascii="Cascadia Mono" w:hAnsi="Cascadia Mono" w:cs="Cascadia Mono"/>
-          <w:color w:val="000000"/>
-          <w:sz w:val="19"/>
-          <w:szCs w:val="19"/>
-          <w:lang w:val="en-US"/>
-        </w:rPr>
-        <w:t>[</w:t>
-      </w:r>
-      <w:proofErr w:type="gramEnd"/>
-      <w:r>
-        <w:rPr>
-          <w:rFonts w:ascii="Cascadia Mono" w:hAnsi="Cascadia Mono" w:cs="Cascadia Mono"/>
-          <w:color w:val="000000"/>
-          <w:sz w:val="19"/>
-          <w:szCs w:val="19"/>
-          <w:lang w:val="en-US"/>
-        </w:rPr>
-        <w:t>2];</w:t>
-      </w:r>
-    </w:p>
-    <w:p>
-      <w:pPr>
-        <w:autoSpaceDE w:val="0"/>
-        <w:autoSpaceDN w:val="0"/>
-        <w:adjustRightInd w:val="0"/>
-        <w:ind w:left="567"/>
-        <w:rPr>
-          <w:rFonts w:ascii="Cascadia Mono" w:hAnsi="Cascadia Mono" w:cs="Cascadia Mono"/>
-          <w:color w:val="000000"/>
-          <w:sz w:val="19"/>
-          <w:szCs w:val="19"/>
-          <w:lang w:val="en-US"/>
-        </w:rPr>
-      </w:pPr>
-      <w:r>
-        <w:rPr>
-          <w:rFonts w:ascii="Cascadia Mono" w:hAnsi="Cascadia Mono" w:cs="Cascadia Mono"/>
-          <w:color w:val="000000"/>
-          <w:sz w:val="19"/>
-          <w:szCs w:val="19"/>
-          <w:lang w:val="en-US"/>
-        </w:rPr>
-        <w:t xml:space="preserve">    }</w:t>
-      </w:r>
-    </w:p>
-    <w:p>
-      <w:pPr>
-        <w:autoSpaceDE w:val="0"/>
-        <w:autoSpaceDN w:val="0"/>
-        <w:adjustRightInd w:val="0"/>
-        <w:ind w:left="567"/>
-        <w:rPr>
-          <w:rFonts w:ascii="Cascadia Mono" w:hAnsi="Cascadia Mono" w:cs="Cascadia Mono"/>
-          <w:color w:val="000000"/>
-          <w:sz w:val="19"/>
-          <w:szCs w:val="19"/>
-          <w:lang w:val="en-US"/>
-        </w:rPr>
-      </w:pPr>
-    </w:p>
-    <w:p>
-      <w:pPr>
-        <w:autoSpaceDE w:val="0"/>
-        <w:autoSpaceDN w:val="0"/>
-        <w:adjustRightInd w:val="0"/>
-        <w:ind w:left="567"/>
-        <w:rPr>
-          <w:rFonts w:ascii="Cascadia Mono" w:hAnsi="Cascadia Mono" w:cs="Cascadia Mono"/>
-          <w:color w:val="000000"/>
-          <w:sz w:val="19"/>
-          <w:szCs w:val="19"/>
-          <w:lang w:val="en-US"/>
-        </w:rPr>
-      </w:pPr>
-      <w:r>
-        <w:rPr>
-          <w:rFonts w:ascii="Cascadia Mono" w:hAnsi="Cascadia Mono" w:cs="Cascadia Mono"/>
-          <w:color w:val="000000"/>
-          <w:sz w:val="19"/>
-          <w:szCs w:val="19"/>
+          <w:sz w:val="28"/>
+          <w:szCs w:val="28"/>
           <w:lang w:val="en-US"/>
         </w:rPr>
         <w:t xml:space="preserve">    public static void </w:t>
@@ -1737,10 +1155,9 @@
       <w:proofErr w:type="gramStart"/>
       <w:r>
         <w:rPr>
-          <w:rFonts w:ascii="Cascadia Mono" w:hAnsi="Cascadia Mono" w:cs="Cascadia Mono"/>
           <w:color w:val="000000"/>
-          <w:sz w:val="19"/>
-          <w:szCs w:val="19"/>
+          <w:sz w:val="28"/>
+          <w:szCs w:val="28"/>
           <w:lang w:val="en-US"/>
         </w:rPr>
         <w:t>DemonstrateSort</w:t>
@@ -1748,10 +1165,9 @@
       <w:proofErr w:type="spellEnd"/>
       <w:r>
         <w:rPr>
-          <w:rFonts w:ascii="Cascadia Mono" w:hAnsi="Cascadia Mono" w:cs="Cascadia Mono"/>
           <w:color w:val="000000"/>
-          <w:sz w:val="19"/>
-          <w:szCs w:val="19"/>
+          <w:sz w:val="28"/>
+          <w:szCs w:val="28"/>
           <w:lang w:val="en-US"/>
         </w:rPr>
         <w:t>(</w:t>
@@ -1759,10 +1175,9 @@
       <w:proofErr w:type="gramEnd"/>
       <w:r>
         <w:rPr>
-          <w:rFonts w:ascii="Cascadia Mono" w:hAnsi="Cascadia Mono" w:cs="Cascadia Mono"/>
           <w:color w:val="000000"/>
-          <w:sz w:val="19"/>
-          <w:szCs w:val="19"/>
+          <w:sz w:val="28"/>
+          <w:szCs w:val="28"/>
           <w:lang w:val="en-US"/>
         </w:rPr>
         <w:t>)</w:t>
@@ -1775,19 +1190,17 @@
         <w:adjustRightInd w:val="0"/>
         <w:ind w:left="567"/>
         <w:rPr>
-          <w:rFonts w:ascii="Cascadia Mono" w:hAnsi="Cascadia Mono" w:cs="Cascadia Mono"/>
           <w:color w:val="000000"/>
-          <w:sz w:val="19"/>
-          <w:szCs w:val="19"/>
+          <w:sz w:val="28"/>
+          <w:szCs w:val="28"/>
           <w:lang w:val="en-US"/>
         </w:rPr>
       </w:pPr>
       <w:r>
         <w:rPr>
-          <w:rFonts w:ascii="Cascadia Mono" w:hAnsi="Cascadia Mono" w:cs="Cascadia Mono"/>
           <w:color w:val="000000"/>
-          <w:sz w:val="19"/>
-          <w:szCs w:val="19"/>
+          <w:sz w:val="28"/>
+          <w:szCs w:val="28"/>
           <w:lang w:val="en-US"/>
         </w:rPr>
         <w:t xml:space="preserve">    {</w:t>
@@ -1800,19 +1213,17 @@
         <w:adjustRightInd w:val="0"/>
         <w:ind w:left="567"/>
         <w:rPr>
-          <w:rFonts w:ascii="Cascadia Mono" w:hAnsi="Cascadia Mono" w:cs="Cascadia Mono"/>
           <w:color w:val="000000"/>
-          <w:sz w:val="19"/>
-          <w:szCs w:val="19"/>
+          <w:sz w:val="28"/>
+          <w:szCs w:val="28"/>
           <w:lang w:val="en-US"/>
         </w:rPr>
       </w:pPr>
       <w:r>
         <w:rPr>
-          <w:rFonts w:ascii="Cascadia Mono" w:hAnsi="Cascadia Mono" w:cs="Cascadia Mono"/>
           <w:color w:val="000000"/>
-          <w:sz w:val="19"/>
-          <w:szCs w:val="19"/>
+          <w:sz w:val="28"/>
+          <w:szCs w:val="28"/>
           <w:lang w:val="en-US"/>
         </w:rPr>
         <w:t xml:space="preserve">        double a1 = 5.2, b1 = 1.7, c1 = 3.9;</w:t>
@@ -1825,19 +1236,17 @@
         <w:adjustRightInd w:val="0"/>
         <w:ind w:left="567"/>
         <w:rPr>
-          <w:rFonts w:ascii="Cascadia Mono" w:hAnsi="Cascadia Mono" w:cs="Cascadia Mono"/>
           <w:color w:val="000000"/>
-          <w:sz w:val="19"/>
-          <w:szCs w:val="19"/>
+          <w:sz w:val="28"/>
+          <w:szCs w:val="28"/>
           <w:lang w:val="en-US"/>
         </w:rPr>
       </w:pPr>
       <w:r>
         <w:rPr>
-          <w:rFonts w:ascii="Cascadia Mono" w:hAnsi="Cascadia Mono" w:cs="Cascadia Mono"/>
           <w:color w:val="000000"/>
-          <w:sz w:val="19"/>
-          <w:szCs w:val="19"/>
+          <w:sz w:val="28"/>
+          <w:szCs w:val="28"/>
           <w:lang w:val="en-US"/>
         </w:rPr>
         <w:t xml:space="preserve">        double a2 = 10.1, b2 = 2.5, c2 = 7.8;</w:t>
@@ -1850,10 +1259,9 @@
         <w:adjustRightInd w:val="0"/>
         <w:ind w:left="567"/>
         <w:rPr>
-          <w:rFonts w:ascii="Cascadia Mono" w:hAnsi="Cascadia Mono" w:cs="Cascadia Mono"/>
           <w:color w:val="000000"/>
-          <w:sz w:val="19"/>
-          <w:szCs w:val="19"/>
+          <w:sz w:val="28"/>
+          <w:szCs w:val="28"/>
           <w:lang w:val="en-US"/>
         </w:rPr>
       </w:pPr>
@@ -1865,19 +1273,17 @@
         <w:adjustRightInd w:val="0"/>
         <w:ind w:left="567"/>
         <w:rPr>
-          <w:rFonts w:ascii="Cascadia Mono" w:hAnsi="Cascadia Mono" w:cs="Cascadia Mono"/>
           <w:color w:val="000000"/>
-          <w:sz w:val="19"/>
-          <w:szCs w:val="19"/>
+          <w:sz w:val="28"/>
+          <w:szCs w:val="28"/>
           <w:lang w:val="en-US"/>
         </w:rPr>
       </w:pPr>
       <w:r>
         <w:rPr>
-          <w:rFonts w:ascii="Cascadia Mono" w:hAnsi="Cascadia Mono" w:cs="Cascadia Mono"/>
           <w:color w:val="000000"/>
-          <w:sz w:val="19"/>
-          <w:szCs w:val="19"/>
+          <w:sz w:val="28"/>
+          <w:szCs w:val="28"/>
           <w:lang w:val="en-US"/>
         </w:rPr>
         <w:t xml:space="preserve">        </w:t>
@@ -1885,10 +1291,9 @@
       <w:proofErr w:type="spellStart"/>
       <w:r>
         <w:rPr>
-          <w:rFonts w:ascii="Cascadia Mono" w:hAnsi="Cascadia Mono" w:cs="Cascadia Mono"/>
           <w:color w:val="000000"/>
-          <w:sz w:val="19"/>
-          <w:szCs w:val="19"/>
+          <w:sz w:val="28"/>
+          <w:szCs w:val="28"/>
           <w:lang w:val="en-US"/>
         </w:rPr>
         <w:t>Console.WriteLine</w:t>
@@ -1896,10 +1301,9 @@
       <w:proofErr w:type="spellEnd"/>
       <w:r>
         <w:rPr>
-          <w:rFonts w:ascii="Cascadia Mono" w:hAnsi="Cascadia Mono" w:cs="Cascadia Mono"/>
           <w:color w:val="000000"/>
-          <w:sz w:val="19"/>
-          <w:szCs w:val="19"/>
+          <w:sz w:val="28"/>
+          <w:szCs w:val="28"/>
           <w:lang w:val="en-US"/>
         </w:rPr>
         <w:t>($"Set 1 before: {a1}, {b1}, {c1}");</w:t>
@@ -1912,19 +1316,17 @@
         <w:adjustRightInd w:val="0"/>
         <w:ind w:left="567"/>
         <w:rPr>
-          <w:rFonts w:ascii="Cascadia Mono" w:hAnsi="Cascadia Mono" w:cs="Cascadia Mono"/>
           <w:color w:val="000000"/>
-          <w:sz w:val="19"/>
-          <w:szCs w:val="19"/>
+          <w:sz w:val="28"/>
+          <w:szCs w:val="28"/>
           <w:lang w:val="en-US"/>
         </w:rPr>
       </w:pPr>
       <w:r>
         <w:rPr>
-          <w:rFonts w:ascii="Cascadia Mono" w:hAnsi="Cascadia Mono" w:cs="Cascadia Mono"/>
           <w:color w:val="000000"/>
-          <w:sz w:val="19"/>
-          <w:szCs w:val="19"/>
+          <w:sz w:val="28"/>
+          <w:szCs w:val="28"/>
           <w:lang w:val="en-US"/>
         </w:rPr>
         <w:t xml:space="preserve">        SortDec3(ref a1, ref b1, ref c1);</w:t>
@@ -1937,19 +1339,17 @@
         <w:adjustRightInd w:val="0"/>
         <w:ind w:left="567"/>
         <w:rPr>
-          <w:rFonts w:ascii="Cascadia Mono" w:hAnsi="Cascadia Mono" w:cs="Cascadia Mono"/>
           <w:color w:val="000000"/>
-          <w:sz w:val="19"/>
-          <w:szCs w:val="19"/>
+          <w:sz w:val="28"/>
+          <w:szCs w:val="28"/>
           <w:lang w:val="en-US"/>
         </w:rPr>
       </w:pPr>
       <w:r>
         <w:rPr>
-          <w:rFonts w:ascii="Cascadia Mono" w:hAnsi="Cascadia Mono" w:cs="Cascadia Mono"/>
           <w:color w:val="000000"/>
-          <w:sz w:val="19"/>
-          <w:szCs w:val="19"/>
+          <w:sz w:val="28"/>
+          <w:szCs w:val="28"/>
           <w:lang w:val="en-US"/>
         </w:rPr>
         <w:t xml:space="preserve">        </w:t>
@@ -1957,10 +1357,9 @@
       <w:proofErr w:type="spellStart"/>
       <w:r>
         <w:rPr>
-          <w:rFonts w:ascii="Cascadia Mono" w:hAnsi="Cascadia Mono" w:cs="Cascadia Mono"/>
           <w:color w:val="000000"/>
-          <w:sz w:val="19"/>
-          <w:szCs w:val="19"/>
+          <w:sz w:val="28"/>
+          <w:szCs w:val="28"/>
           <w:lang w:val="en-US"/>
         </w:rPr>
         <w:t>Console.WriteLine</w:t>
@@ -1968,10 +1367,9 @@
       <w:proofErr w:type="spellEnd"/>
       <w:r>
         <w:rPr>
-          <w:rFonts w:ascii="Cascadia Mono" w:hAnsi="Cascadia Mono" w:cs="Cascadia Mono"/>
           <w:color w:val="000000"/>
-          <w:sz w:val="19"/>
-          <w:szCs w:val="19"/>
+          <w:sz w:val="28"/>
+          <w:szCs w:val="28"/>
           <w:lang w:val="en-US"/>
         </w:rPr>
         <w:t>($"Set 1 after: {a1}, {b1}, {c1}");</w:t>
@@ -1984,10 +1382,9 @@
         <w:adjustRightInd w:val="0"/>
         <w:ind w:left="567"/>
         <w:rPr>
-          <w:rFonts w:ascii="Cascadia Mono" w:hAnsi="Cascadia Mono" w:cs="Cascadia Mono"/>
           <w:color w:val="000000"/>
-          <w:sz w:val="19"/>
-          <w:szCs w:val="19"/>
+          <w:sz w:val="28"/>
+          <w:szCs w:val="28"/>
           <w:lang w:val="en-US"/>
         </w:rPr>
       </w:pPr>
@@ -1999,19 +1396,17 @@
         <w:adjustRightInd w:val="0"/>
         <w:ind w:left="567"/>
         <w:rPr>
-          <w:rFonts w:ascii="Cascadia Mono" w:hAnsi="Cascadia Mono" w:cs="Cascadia Mono"/>
           <w:color w:val="000000"/>
-          <w:sz w:val="19"/>
-          <w:szCs w:val="19"/>
+          <w:sz w:val="28"/>
+          <w:szCs w:val="28"/>
           <w:lang w:val="en-US"/>
         </w:rPr>
       </w:pPr>
       <w:r>
         <w:rPr>
-          <w:rFonts w:ascii="Cascadia Mono" w:hAnsi="Cascadia Mono" w:cs="Cascadia Mono"/>
           <w:color w:val="000000"/>
-          <w:sz w:val="19"/>
-          <w:szCs w:val="19"/>
+          <w:sz w:val="28"/>
+          <w:szCs w:val="28"/>
           <w:lang w:val="en-US"/>
         </w:rPr>
         <w:t xml:space="preserve">        </w:t>
@@ -2019,10 +1414,9 @@
       <w:proofErr w:type="spellStart"/>
       <w:r>
         <w:rPr>
-          <w:rFonts w:ascii="Cascadia Mono" w:hAnsi="Cascadia Mono" w:cs="Cascadia Mono"/>
           <w:color w:val="000000"/>
-          <w:sz w:val="19"/>
-          <w:szCs w:val="19"/>
+          <w:sz w:val="28"/>
+          <w:szCs w:val="28"/>
           <w:lang w:val="en-US"/>
         </w:rPr>
         <w:t>Console.WriteLine</w:t>
@@ -2030,10 +1424,9 @@
       <w:proofErr w:type="spellEnd"/>
       <w:r>
         <w:rPr>
-          <w:rFonts w:ascii="Cascadia Mono" w:hAnsi="Cascadia Mono" w:cs="Cascadia Mono"/>
           <w:color w:val="000000"/>
-          <w:sz w:val="19"/>
-          <w:szCs w:val="19"/>
+          <w:sz w:val="28"/>
+          <w:szCs w:val="28"/>
           <w:lang w:val="en-US"/>
         </w:rPr>
         <w:t>($"Set 2 before: {a2}, {b2}, {c2}");</w:t>
@@ -2046,19 +1439,17 @@
         <w:adjustRightInd w:val="0"/>
         <w:ind w:left="567"/>
         <w:rPr>
-          <w:rFonts w:ascii="Cascadia Mono" w:hAnsi="Cascadia Mono" w:cs="Cascadia Mono"/>
           <w:color w:val="000000"/>
-          <w:sz w:val="19"/>
-          <w:szCs w:val="19"/>
+          <w:sz w:val="28"/>
+          <w:szCs w:val="28"/>
           <w:lang w:val="en-US"/>
         </w:rPr>
       </w:pPr>
       <w:r>
         <w:rPr>
-          <w:rFonts w:ascii="Cascadia Mono" w:hAnsi="Cascadia Mono" w:cs="Cascadia Mono"/>
           <w:color w:val="000000"/>
-          <w:sz w:val="19"/>
-          <w:szCs w:val="19"/>
+          <w:sz w:val="28"/>
+          <w:szCs w:val="28"/>
           <w:lang w:val="en-US"/>
         </w:rPr>
         <w:t xml:space="preserve">        SortDec3(ref a2, ref b2, ref c2);</w:t>
@@ -2071,19 +1462,17 @@
         <w:adjustRightInd w:val="0"/>
         <w:ind w:left="567"/>
         <w:rPr>
-          <w:rFonts w:ascii="Cascadia Mono" w:hAnsi="Cascadia Mono" w:cs="Cascadia Mono"/>
           <w:color w:val="000000"/>
-          <w:sz w:val="19"/>
-          <w:szCs w:val="19"/>
+          <w:sz w:val="28"/>
+          <w:szCs w:val="28"/>
           <w:lang w:val="en-US"/>
         </w:rPr>
       </w:pPr>
       <w:r>
         <w:rPr>
-          <w:rFonts w:ascii="Cascadia Mono" w:hAnsi="Cascadia Mono" w:cs="Cascadia Mono"/>
           <w:color w:val="000000"/>
-          <w:sz w:val="19"/>
-          <w:szCs w:val="19"/>
+          <w:sz w:val="28"/>
+          <w:szCs w:val="28"/>
           <w:lang w:val="en-US"/>
         </w:rPr>
         <w:t xml:space="preserve">        </w:t>
@@ -2091,10 +1480,9 @@
       <w:proofErr w:type="spellStart"/>
       <w:r>
         <w:rPr>
-          <w:rFonts w:ascii="Cascadia Mono" w:hAnsi="Cascadia Mono" w:cs="Cascadia Mono"/>
           <w:color w:val="000000"/>
-          <w:sz w:val="19"/>
-          <w:szCs w:val="19"/>
+          <w:sz w:val="28"/>
+          <w:szCs w:val="28"/>
           <w:lang w:val="en-US"/>
         </w:rPr>
         <w:t>Console.WriteLine</w:t>
@@ -2102,10 +1490,9 @@
       <w:proofErr w:type="spellEnd"/>
       <w:r>
         <w:rPr>
-          <w:rFonts w:ascii="Cascadia Mono" w:hAnsi="Cascadia Mono" w:cs="Cascadia Mono"/>
           <w:color w:val="000000"/>
-          <w:sz w:val="19"/>
-          <w:szCs w:val="19"/>
+          <w:sz w:val="28"/>
+          <w:szCs w:val="28"/>
           <w:lang w:val="en-US"/>
         </w:rPr>
         <w:t>($"Set 2 after: {a2}, {b2}, {c2}");</w:t>
@@ -2118,19 +1505,17 @@
         <w:adjustRightInd w:val="0"/>
         <w:ind w:left="567"/>
         <w:rPr>
-          <w:rFonts w:ascii="Cascadia Mono" w:hAnsi="Cascadia Mono" w:cs="Cascadia Mono"/>
           <w:color w:val="000000"/>
-          <w:sz w:val="19"/>
-          <w:szCs w:val="19"/>
+          <w:sz w:val="28"/>
+          <w:szCs w:val="28"/>
           <w:lang w:val="en-US"/>
         </w:rPr>
       </w:pPr>
       <w:r>
         <w:rPr>
-          <w:rFonts w:ascii="Cascadia Mono" w:hAnsi="Cascadia Mono" w:cs="Cascadia Mono"/>
           <w:color w:val="000000"/>
-          <w:sz w:val="19"/>
-          <w:szCs w:val="19"/>
+          <w:sz w:val="28"/>
+          <w:szCs w:val="28"/>
           <w:lang w:val="en-US"/>
         </w:rPr>
         <w:t xml:space="preserve">    }</w:t>
@@ -2143,19 +1528,17 @@
         <w:adjustRightInd w:val="0"/>
         <w:ind w:left="567"/>
         <w:rPr>
-          <w:rFonts w:ascii="Cascadia Mono" w:hAnsi="Cascadia Mono" w:cs="Cascadia Mono"/>
           <w:color w:val="000000"/>
-          <w:sz w:val="19"/>
-          <w:szCs w:val="19"/>
+          <w:sz w:val="28"/>
+          <w:szCs w:val="28"/>
           <w:lang w:val="en-US"/>
         </w:rPr>
       </w:pPr>
       <w:r>
         <w:rPr>
-          <w:rFonts w:ascii="Cascadia Mono" w:hAnsi="Cascadia Mono" w:cs="Cascadia Mono"/>
           <w:color w:val="000000"/>
-          <w:sz w:val="19"/>
-          <w:szCs w:val="19"/>
+          <w:sz w:val="28"/>
+          <w:szCs w:val="28"/>
           <w:lang w:val="en-US"/>
         </w:rPr>
         <w:t>}</w:t>
@@ -2168,13 +1551,21 @@
         <w:adjustRightInd w:val="0"/>
         <w:ind w:left="567"/>
         <w:rPr>
-          <w:rFonts w:ascii="Cascadia Mono" w:hAnsi="Cascadia Mono" w:cs="Cascadia Mono"/>
           <w:color w:val="000000"/>
-          <w:sz w:val="19"/>
-          <w:szCs w:val="19"/>
+          <w:sz w:val="28"/>
+          <w:szCs w:val="28"/>
           <w:lang w:val="en-US"/>
         </w:rPr>
       </w:pPr>
+      <w:r>
+        <w:rPr>
+          <w:color w:val="000000"/>
+          <w:sz w:val="28"/>
+          <w:szCs w:val="28"/>
+          <w:lang w:val="en-US"/>
+        </w:rPr>
+        <w:t>class Program</w:t>
+      </w:r>
     </w:p>
     <w:p>
       <w:pPr>
@@ -2183,22 +1574,20 @@
         <w:adjustRightInd w:val="0"/>
         <w:ind w:left="567"/>
         <w:rPr>
-          <w:rFonts w:ascii="Cascadia Mono" w:hAnsi="Cascadia Mono" w:cs="Cascadia Mono"/>
           <w:color w:val="000000"/>
-          <w:sz w:val="19"/>
-          <w:szCs w:val="19"/>
+          <w:sz w:val="28"/>
+          <w:szCs w:val="28"/>
           <w:lang w:val="en-US"/>
         </w:rPr>
       </w:pPr>
       <w:r>
         <w:rPr>
-          <w:rFonts w:ascii="Cascadia Mono" w:hAnsi="Cascadia Mono" w:cs="Cascadia Mono"/>
           <w:color w:val="000000"/>
-          <w:sz w:val="19"/>
-          <w:szCs w:val="19"/>
+          <w:sz w:val="28"/>
+          <w:szCs w:val="28"/>
           <w:lang w:val="en-US"/>
         </w:rPr>
-        <w:t>class Program</w:t>
+        <w:t>{</w:t>
       </w:r>
     </w:p>
     <w:p>
@@ -2208,22 +1597,40 @@
         <w:adjustRightInd w:val="0"/>
         <w:ind w:left="567"/>
         <w:rPr>
-          <w:rFonts w:ascii="Cascadia Mono" w:hAnsi="Cascadia Mono" w:cs="Cascadia Mono"/>
           <w:color w:val="000000"/>
-          <w:sz w:val="19"/>
-          <w:szCs w:val="19"/>
+          <w:sz w:val="28"/>
+          <w:szCs w:val="28"/>
           <w:lang w:val="en-US"/>
         </w:rPr>
       </w:pPr>
       <w:r>
         <w:rPr>
-          <w:rFonts w:ascii="Cascadia Mono" w:hAnsi="Cascadia Mono" w:cs="Cascadia Mono"/>
           <w:color w:val="000000"/>
-          <w:sz w:val="19"/>
-          <w:szCs w:val="19"/>
+          <w:sz w:val="28"/>
+          <w:szCs w:val="28"/>
           <w:lang w:val="en-US"/>
         </w:rPr>
-        <w:t>{</w:t>
+        <w:t xml:space="preserve">    static void </w:t>
+      </w:r>
+      <w:proofErr w:type="gramStart"/>
+      <w:r>
+        <w:rPr>
+          <w:color w:val="000000"/>
+          <w:sz w:val="28"/>
+          <w:szCs w:val="28"/>
+          <w:lang w:val="en-US"/>
+        </w:rPr>
+        <w:t>Main(</w:t>
+      </w:r>
+      <w:proofErr w:type="gramEnd"/>
+      <w:r>
+        <w:rPr>
+          <w:color w:val="000000"/>
+          <w:sz w:val="28"/>
+          <w:szCs w:val="28"/>
+          <w:lang w:val="en-US"/>
+        </w:rPr>
+        <w:t>)</w:t>
       </w:r>
     </w:p>
     <w:p>
@@ -2233,44 +1640,20 @@
         <w:adjustRightInd w:val="0"/>
         <w:ind w:left="567"/>
         <w:rPr>
-          <w:rFonts w:ascii="Cascadia Mono" w:hAnsi="Cascadia Mono" w:cs="Cascadia Mono"/>
           <w:color w:val="000000"/>
-          <w:sz w:val="19"/>
-          <w:szCs w:val="19"/>
+          <w:sz w:val="28"/>
+          <w:szCs w:val="28"/>
           <w:lang w:val="en-US"/>
         </w:rPr>
       </w:pPr>
       <w:r>
         <w:rPr>
-          <w:rFonts w:ascii="Cascadia Mono" w:hAnsi="Cascadia Mono" w:cs="Cascadia Mono"/>
           <w:color w:val="000000"/>
-          <w:sz w:val="19"/>
-          <w:szCs w:val="19"/>
+          <w:sz w:val="28"/>
+          <w:szCs w:val="28"/>
           <w:lang w:val="en-US"/>
         </w:rPr>
-        <w:t xml:space="preserve">    static void </w:t>
-      </w:r>
-      <w:proofErr w:type="gramStart"/>
-      <w:r>
-        <w:rPr>
-          <w:rFonts w:ascii="Cascadia Mono" w:hAnsi="Cascadia Mono" w:cs="Cascadia Mono"/>
-          <w:color w:val="000000"/>
-          <w:sz w:val="19"/>
-          <w:szCs w:val="19"/>
-          <w:lang w:val="en-US"/>
-        </w:rPr>
-        <w:t>Main(</w:t>
-      </w:r>
-      <w:proofErr w:type="gramEnd"/>
-      <w:r>
-        <w:rPr>
-          <w:rFonts w:ascii="Cascadia Mono" w:hAnsi="Cascadia Mono" w:cs="Cascadia Mono"/>
-          <w:color w:val="000000"/>
-          <w:sz w:val="19"/>
-          <w:szCs w:val="19"/>
-          <w:lang w:val="en-US"/>
-        </w:rPr>
-        <w:t>)</w:t>
+        <w:t xml:space="preserve">    {</w:t>
       </w:r>
     </w:p>
     <w:p>
@@ -2280,22 +1663,46 @@
         <w:adjustRightInd w:val="0"/>
         <w:ind w:left="567"/>
         <w:rPr>
-          <w:rFonts w:ascii="Cascadia Mono" w:hAnsi="Cascadia Mono" w:cs="Cascadia Mono"/>
           <w:color w:val="000000"/>
-          <w:sz w:val="19"/>
-          <w:szCs w:val="19"/>
+          <w:sz w:val="28"/>
+          <w:szCs w:val="28"/>
+        </w:rPr>
+      </w:pPr>
+      <w:r>
+        <w:rPr>
+          <w:color w:val="000000"/>
+          <w:sz w:val="28"/>
+          <w:szCs w:val="28"/>
           <w:lang w:val="en-US"/>
         </w:rPr>
-      </w:pPr>
+        <w:t xml:space="preserve">        Sorter</w:t>
+      </w:r>
       <w:r>
         <w:rPr>
-          <w:rFonts w:ascii="Cascadia Mono" w:hAnsi="Cascadia Mono" w:cs="Cascadia Mono"/>
           <w:color w:val="000000"/>
-          <w:sz w:val="19"/>
-          <w:szCs w:val="19"/>
+          <w:sz w:val="28"/>
+          <w:szCs w:val="28"/>
+        </w:rPr>
+        <w:t>.</w:t>
+      </w:r>
+      <w:proofErr w:type="spellStart"/>
+      <w:r>
+        <w:rPr>
+          <w:color w:val="000000"/>
+          <w:sz w:val="28"/>
+          <w:szCs w:val="28"/>
           <w:lang w:val="en-US"/>
         </w:rPr>
-        <w:t xml:space="preserve">    {</w:t>
+        <w:t>DemonstrateSort</w:t>
+      </w:r>
+      <w:proofErr w:type="spellEnd"/>
+      <w:r>
+        <w:rPr>
+          <w:color w:val="000000"/>
+          <w:sz w:val="28"/>
+          <w:szCs w:val="28"/>
+        </w:rPr>
+        <w:t>();</w:t>
       </w:r>
     </w:p>
     <w:p>
@@ -2305,51 +1712,18 @@
         <w:adjustRightInd w:val="0"/>
         <w:ind w:left="567"/>
         <w:rPr>
-          <w:rFonts w:ascii="Cascadia Mono" w:hAnsi="Cascadia Mono" w:cs="Cascadia Mono"/>
           <w:color w:val="000000"/>
-          <w:sz w:val="19"/>
-          <w:szCs w:val="19"/>
+          <w:sz w:val="28"/>
+          <w:szCs w:val="28"/>
         </w:rPr>
       </w:pPr>
       <w:r>
         <w:rPr>
-          <w:rFonts w:ascii="Cascadia Mono" w:hAnsi="Cascadia Mono" w:cs="Cascadia Mono"/>
           <w:color w:val="000000"/>
-          <w:sz w:val="19"/>
-          <w:szCs w:val="19"/>
-          <w:lang w:val="en-US"/>
-        </w:rPr>
-        <w:t xml:space="preserve">        Sorter</w:t>
-      </w:r>
-      <w:r>
-        <w:rPr>
-          <w:rFonts w:ascii="Cascadia Mono" w:hAnsi="Cascadia Mono" w:cs="Cascadia Mono"/>
-          <w:color w:val="000000"/>
-          <w:sz w:val="19"/>
-          <w:szCs w:val="19"/>
-        </w:rPr>
-        <w:t>.</w:t>
-      </w:r>
-      <w:proofErr w:type="spellStart"/>
-      <w:r>
-        <w:rPr>
-          <w:rFonts w:ascii="Cascadia Mono" w:hAnsi="Cascadia Mono" w:cs="Cascadia Mono"/>
-          <w:color w:val="000000"/>
-          <w:sz w:val="19"/>
-          <w:szCs w:val="19"/>
-          <w:lang w:val="en-US"/>
-        </w:rPr>
-        <w:t>DemonstrateSort</w:t>
-      </w:r>
-      <w:proofErr w:type="spellEnd"/>
-      <w:r>
-        <w:rPr>
-          <w:rFonts w:ascii="Cascadia Mono" w:hAnsi="Cascadia Mono" w:cs="Cascadia Mono"/>
-          <w:color w:val="000000"/>
-          <w:sz w:val="19"/>
-          <w:szCs w:val="19"/>
-        </w:rPr>
-        <w:t>();</w:t>
+          <w:sz w:val="28"/>
+          <w:szCs w:val="28"/>
+        </w:rPr>
+        <w:t xml:space="preserve">    }</w:t>
       </w:r>
     </w:p>
     <w:p>
@@ -2359,41 +1733,16 @@
         <w:adjustRightInd w:val="0"/>
         <w:ind w:left="567"/>
         <w:rPr>
-          <w:rFonts w:ascii="Cascadia Mono" w:hAnsi="Cascadia Mono" w:cs="Cascadia Mono"/>
           <w:color w:val="000000"/>
-          <w:sz w:val="19"/>
-          <w:szCs w:val="19"/>
+          <w:sz w:val="28"/>
+          <w:szCs w:val="28"/>
         </w:rPr>
       </w:pPr>
       <w:r>
         <w:rPr>
-          <w:rFonts w:ascii="Cascadia Mono" w:hAnsi="Cascadia Mono" w:cs="Cascadia Mono"/>
           <w:color w:val="000000"/>
-          <w:sz w:val="19"/>
-          <w:szCs w:val="19"/>
-        </w:rPr>
-        <w:t xml:space="preserve">    }</w:t>
-      </w:r>
-    </w:p>
-    <w:p>
-      <w:pPr>
-        <w:autoSpaceDE w:val="0"/>
-        <w:autoSpaceDN w:val="0"/>
-        <w:adjustRightInd w:val="0"/>
-        <w:ind w:left="567"/>
-        <w:rPr>
-          <w:rFonts w:ascii="Cascadia Mono" w:hAnsi="Cascadia Mono" w:cs="Cascadia Mono"/>
-          <w:color w:val="000000"/>
-          <w:sz w:val="19"/>
-          <w:szCs w:val="19"/>
-        </w:rPr>
-      </w:pPr>
-      <w:r>
-        <w:rPr>
-          <w:rFonts w:ascii="Cascadia Mono" w:hAnsi="Cascadia Mono" w:cs="Cascadia Mono"/>
-          <w:color w:val="000000"/>
-          <w:sz w:val="19"/>
-          <w:szCs w:val="19"/>
+          <w:sz w:val="28"/>
+          <w:szCs w:val="28"/>
         </w:rPr>
         <w:t>}</w:t>
       </w:r>
@@ -2620,15 +1969,6 @@
           <w:szCs w:val="28"/>
         </w:rPr>
       </w:pPr>
-    </w:p>
-    <w:p>
-      <w:pPr>
-        <w:ind w:firstLine="709"/>
-        <w:rPr>
-          <w:sz w:val="28"/>
-          <w:szCs w:val="28"/>
-        </w:rPr>
-      </w:pPr>
       <w:r>
         <w:rPr>
           <w:sz w:val="28"/>
@@ -2669,9 +2009,9 @@
           <w:noProof/>
         </w:rPr>
         <w:drawing>
-          <wp:inline distT="0" distB="0" distL="0" distR="0" wp14:anchorId="0D302317" wp14:editId="0ABECF59">
-            <wp:extent cx="2581275" cy="942975"/>
-            <wp:effectExtent l="0" t="0" r="9525" b="9525"/>
+          <wp:inline distT="0" distB="0" distL="0" distR="0" wp14:anchorId="0D302317" wp14:editId="50FEA993">
+            <wp:extent cx="3564959" cy="1302327"/>
+            <wp:effectExtent l="0" t="0" r="0" b="0"/>
             <wp:docPr id="4" name="Рисунок 4"/>
             <wp:cNvGraphicFramePr>
               <a:graphicFrameLocks xmlns:a="http://schemas.openxmlformats.org/drawingml/2006/main" noChangeAspect="1"/>
@@ -2692,7 +2032,7 @@
                   <pic:spPr>
                     <a:xfrm>
                       <a:off x="0" y="0"/>
-                      <a:ext cx="2581275" cy="942975"/>
+                      <a:ext cx="3659648" cy="1336918"/>
                     </a:xfrm>
                     <a:prstGeom prst="rect">
                       <a:avLst/>
@@ -2894,7 +2234,7 @@
             </wp:anchor>
           </w:drawing>
         </mc:Choice>
-        <mc:Fallback xmlns:oel="http://schemas.microsoft.com/office/2019/extlst" xmlns:w16du="http://schemas.microsoft.com/office/word/2023/wordml/word16du" xmlns:w16sdtfl="http://schemas.microsoft.com/office/word/2024/wordml/sdtformatlock">
+        <mc:Fallback xmlns:w16sdtfl="http://schemas.microsoft.com/office/word/2024/wordml/sdtformatlock" xmlns:w16du="http://schemas.microsoft.com/office/word/2023/wordml/word16du" xmlns:oel="http://schemas.microsoft.com/office/2019/extlst">
           <w:pict>
             <v:line w14:anchorId="0CC52AD4" id="Line 61" o:spid="_x0000_s1026" style="position:absolute;z-index:251631616;visibility:visible;mso-wrap-style:square;mso-width-percent:0;mso-height-percent:0;mso-wrap-distance-left:9pt;mso-wrap-distance-top:0;mso-wrap-distance-right:9pt;mso-wrap-distance-bottom:0;mso-position-horizontal:absolute;mso-position-horizontal-relative:page;mso-position-vertical:absolute;mso-position-vertical-relative:page;mso-width-percent:0;mso-height-percent:0;mso-width-relative:page;mso-height-relative:page" from="552.85pt,801.75pt" to="581.2pt,801.75pt" o:gfxdata="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" strokeweight="1.5pt">
               <w10:wrap anchorx="page" anchory="page"/>
@@ -3006,7 +2346,7 @@
             </wp:anchor>
           </w:drawing>
         </mc:Choice>
-        <mc:Fallback xmlns:oel="http://schemas.microsoft.com/office/2019/extlst" xmlns:w16du="http://schemas.microsoft.com/office/word/2023/wordml/word16du" xmlns:w16sdtfl="http://schemas.microsoft.com/office/word/2024/wordml/sdtformatlock">
+        <mc:Fallback xmlns:w16sdtfl="http://schemas.microsoft.com/office/word/2024/wordml/sdtformatlock" xmlns:w16du="http://schemas.microsoft.com/office/word/2023/wordml/word16du" xmlns:oel="http://schemas.microsoft.com/office/2019/extlst">
           <w:pict>
             <v:line w14:anchorId="3C067C76" id="Line 63" o:spid="_x0000_s1026" style="position:absolute;z-index:251633664;visibility:visible;mso-wrap-style:square;mso-width-percent:0;mso-height-percent:0;mso-wrap-distance-left:9pt;mso-wrap-distance-top:0;mso-wrap-distance-right:9pt;mso-wrap-distance-bottom:0;mso-position-horizontal:absolute;mso-position-horizontal-relative:page;mso-position-vertical:absolute;mso-position-vertical-relative:page;mso-width-percent:0;mso-height-percent:0;mso-width-relative:page;mso-height-relative:page" from="108.75pt,782.95pt" to="108.75pt,825.45pt" o:gfxdata="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" strokeweight="1.5pt">
               <w10:wrap anchorx="page" anchory="page"/>
@@ -3081,7 +2421,7 @@
             </wp:anchor>
           </w:drawing>
         </mc:Choice>
-        <mc:Fallback xmlns:oel="http://schemas.microsoft.com/office/2019/extlst" xmlns:w16du="http://schemas.microsoft.com/office/word/2023/wordml/word16du" xmlns:w16sdtfl="http://schemas.microsoft.com/office/word/2024/wordml/sdtformatlock">
+        <mc:Fallback xmlns:w16sdtfl="http://schemas.microsoft.com/office/word/2024/wordml/sdtformatlock" xmlns:w16du="http://schemas.microsoft.com/office/word/2023/wordml/word16du" xmlns:oel="http://schemas.microsoft.com/office/2019/extlst">
           <w:pict>
             <v:line w14:anchorId="4B55E2E4" id="Line 62" o:spid="_x0000_s1026" style="position:absolute;z-index:251632640;visibility:visible;mso-wrap-style:square;mso-width-percent:0;mso-height-percent:0;mso-wrap-distance-left:9pt;mso-wrap-distance-top:0;mso-wrap-distance-right:9pt;mso-wrap-distance-bottom:0;mso-position-horizontal:absolute;mso-position-horizontal-relative:page;mso-position-vertical:absolute;mso-position-vertical-relative:page;mso-width-percent:0;mso-height-percent:0;mso-width-relative:page;mso-height-relative:page" from="80.75pt,781.9pt" to="80.75pt,824.4pt" o:gfxdata="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" strokeweight="1.5pt">
               <w10:wrap anchorx="page" anchory="page"/>
@@ -3777,7 +3117,14 @@
                               <w:sz w:val="28"/>
                               <w:szCs w:val="28"/>
                             </w:rPr>
-                            <w:t>.25.00</w:t>
+                            <w:t>.25.0</w:t>
+                          </w:r>
+                          <w:r>
+                            <w:rPr>
+                              <w:sz w:val="28"/>
+                              <w:szCs w:val="28"/>
+                            </w:rPr>
+                            <w:t>5</w:t>
                           </w:r>
                         </w:p>
                         <w:p>
@@ -3860,7 +3207,14 @@
                         <w:sz w:val="28"/>
                         <w:szCs w:val="28"/>
                       </w:rPr>
-                      <w:t>.25.00</w:t>
+                      <w:t>.25.0</w:t>
+                    </w:r>
+                    <w:r>
+                      <w:rPr>
+                        <w:sz w:val="28"/>
+                        <w:szCs w:val="28"/>
+                      </w:rPr>
+                      <w:t>5</w:t>
                     </w:r>
                   </w:p>
                   <w:p>
@@ -4400,7 +3754,7 @@
             </wp:anchor>
           </w:drawing>
         </mc:Choice>
-        <mc:Fallback xmlns:oel="http://schemas.microsoft.com/office/2019/extlst" xmlns:w16du="http://schemas.microsoft.com/office/word/2023/wordml/word16du" xmlns:w16sdtfl="http://schemas.microsoft.com/office/word/2024/wordml/sdtformatlock">
+        <mc:Fallback xmlns:w16sdtfl="http://schemas.microsoft.com/office/word/2024/wordml/sdtformatlock" xmlns:w16du="http://schemas.microsoft.com/office/word/2023/wordml/word16du" xmlns:oel="http://schemas.microsoft.com/office/2019/extlst">
           <w:pict>
             <v:line w14:anchorId="02E89482" id="Line 65" o:spid="_x0000_s1026" style="position:absolute;z-index:251635712;visibility:visible;mso-wrap-style:square;mso-width-percent:0;mso-height-percent:0;mso-wrap-distance-left:9pt;mso-wrap-distance-top:0;mso-wrap-distance-right:9pt;mso-wrap-distance-bottom:0;mso-position-horizontal:absolute;mso-position-horizontal-relative:page;mso-position-vertical:absolute;mso-position-vertical-relative:page;mso-width-percent:0;mso-height-percent:0;mso-width-relative:page;mso-height-relative:page" from="212.65pt,781.9pt" to="212.65pt,824.4pt" o:gfxdata="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" strokeweight="1.5pt">
               <w10:wrap anchorx="page" anchory="page"/>
@@ -4475,7 +3829,7 @@
             </wp:anchor>
           </w:drawing>
         </mc:Choice>
-        <mc:Fallback xmlns:oel="http://schemas.microsoft.com/office/2019/extlst" xmlns:w16du="http://schemas.microsoft.com/office/word/2023/wordml/word16du" xmlns:w16sdtfl="http://schemas.microsoft.com/office/word/2024/wordml/sdtformatlock">
+        <mc:Fallback xmlns:w16sdtfl="http://schemas.microsoft.com/office/word/2024/wordml/sdtformatlock" xmlns:w16du="http://schemas.microsoft.com/office/word/2023/wordml/word16du" xmlns:oel="http://schemas.microsoft.com/office/2019/extlst">
           <w:pict>
             <v:line w14:anchorId="7ECD87DC" id="Line 64" o:spid="_x0000_s1026" style="position:absolute;z-index:251634688;visibility:visible;mso-wrap-style:square;mso-width-percent:0;mso-height-percent:0;mso-wrap-distance-left:9pt;mso-wrap-distance-top:0;mso-wrap-distance-right:9pt;mso-wrap-distance-bottom:0;mso-position-horizontal:absolute;mso-position-horizontal-relative:page;mso-position-vertical:absolute;mso-position-vertical-relative:page;mso-width-percent:0;mso-height-percent:0;mso-width-relative:page;mso-height-relative:page" from="170.1pt,781.9pt" to="170.1pt,824.4pt" o:gfxdata="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" strokeweight="1.5pt">
               <w10:wrap anchorx="page" anchory="page"/>
@@ -4550,7 +3904,7 @@
             </wp:anchor>
           </w:drawing>
         </mc:Choice>
-        <mc:Fallback xmlns:oel="http://schemas.microsoft.com/office/2019/extlst" xmlns:w16du="http://schemas.microsoft.com/office/word/2023/wordml/word16du" xmlns:w16sdtfl="http://schemas.microsoft.com/office/word/2024/wordml/sdtformatlock">
+        <mc:Fallback xmlns:w16sdtfl="http://schemas.microsoft.com/office/word/2024/wordml/sdtformatlock" xmlns:w16du="http://schemas.microsoft.com/office/word/2023/wordml/word16du" xmlns:oel="http://schemas.microsoft.com/office/2019/extlst">
           <w:pict>
             <v:line w14:anchorId="253296AD" id="Line 60" o:spid="_x0000_s1026" style="position:absolute;z-index:251630592;visibility:visible;mso-wrap-style:square;mso-width-percent:0;mso-height-percent:0;mso-wrap-distance-left:9pt;mso-wrap-distance-top:0;mso-wrap-distance-right:9pt;mso-wrap-distance-bottom:0;mso-position-horizontal:absolute;mso-position-horizontal-relative:page;mso-position-vertical:absolute;mso-position-vertical-relative:page;mso-width-percent:0;mso-height-percent:0;mso-width-relative:page;mso-height-relative:page" from="552.85pt,781.9pt" to="552.85pt,824.4pt" o:gfxdata="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" strokeweight="1.5pt">
               <w10:wrap anchorx="page" anchory="page"/>
@@ -4625,7 +3979,7 @@
             </wp:anchor>
           </w:drawing>
         </mc:Choice>
-        <mc:Fallback xmlns:oel="http://schemas.microsoft.com/office/2019/extlst" xmlns:w16du="http://schemas.microsoft.com/office/word/2023/wordml/word16du" xmlns:w16sdtfl="http://schemas.microsoft.com/office/word/2024/wordml/sdtformatlock">
+        <mc:Fallback xmlns:w16sdtfl="http://schemas.microsoft.com/office/word/2024/wordml/sdtformatlock" xmlns:w16du="http://schemas.microsoft.com/office/word/2023/wordml/word16du" xmlns:oel="http://schemas.microsoft.com/office/2019/extlst">
           <w:pict>
             <v:line w14:anchorId="61102493" id="Line 59" o:spid="_x0000_s1026" style="position:absolute;z-index:251629568;visibility:visible;mso-wrap-style:square;mso-width-percent:0;mso-height-percent:0;mso-wrap-distance-left:9pt;mso-wrap-distance-top:0;mso-wrap-distance-right:9pt;mso-wrap-distance-bottom:0;mso-position-horizontal:absolute;mso-position-horizontal-relative:page;mso-position-vertical:absolute;mso-position-vertical-relative:page;mso-width-percent:0;mso-height-percent:0;mso-width-relative:page;mso-height-relative:page" from="56.7pt,810.25pt" to="240.95pt,810.25pt" o:gfxdata="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" strokeweight="1.5pt">
               <w10:wrap anchorx="page" anchory="page"/>
@@ -4700,7 +4054,7 @@
             </wp:anchor>
           </w:drawing>
         </mc:Choice>
-        <mc:Fallback xmlns:oel="http://schemas.microsoft.com/office/2019/extlst" xmlns:w16du="http://schemas.microsoft.com/office/word/2023/wordml/word16du" xmlns:w16sdtfl="http://schemas.microsoft.com/office/word/2024/wordml/sdtformatlock">
+        <mc:Fallback xmlns:w16sdtfl="http://schemas.microsoft.com/office/word/2024/wordml/sdtformatlock" xmlns:w16du="http://schemas.microsoft.com/office/word/2023/wordml/word16du" xmlns:oel="http://schemas.microsoft.com/office/2019/extlst">
           <w:pict>
             <v:line w14:anchorId="7A38F49B" id="Line 58" o:spid="_x0000_s1026" style="position:absolute;z-index:251628544;visibility:visible;mso-wrap-style:square;mso-width-percent:0;mso-height-percent:0;mso-wrap-distance-left:9pt;mso-wrap-distance-top:0;mso-wrap-distance-right:9pt;mso-wrap-distance-bottom:0;mso-position-horizontal:absolute;mso-position-horizontal-relative:page;mso-position-vertical:absolute;mso-position-vertical-relative:page;mso-width-percent:0;mso-height-percent:0;mso-width-relative:page;mso-height-relative:page" from="241pt,781.9pt" to="241pt,824.4pt" o:gfxdata="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" strokeweight="1.5pt">
               <w10:wrap anchorx="page" anchory="page"/>
@@ -4775,7 +4129,7 @@
             </wp:anchor>
           </w:drawing>
         </mc:Choice>
-        <mc:Fallback xmlns:oel="http://schemas.microsoft.com/office/2019/extlst" xmlns:w16du="http://schemas.microsoft.com/office/word/2023/wordml/word16du" xmlns:w16sdtfl="http://schemas.microsoft.com/office/word/2024/wordml/sdtformatlock">
+        <mc:Fallback xmlns:w16sdtfl="http://schemas.microsoft.com/office/word/2024/wordml/sdtformatlock" xmlns:w16du="http://schemas.microsoft.com/office/word/2023/wordml/word16du" xmlns:oel="http://schemas.microsoft.com/office/2019/extlst">
           <w:pict>
             <v:line w14:anchorId="3DDE38CE" id="Line 57" o:spid="_x0000_s1026" style="position:absolute;z-index:251627520;visibility:visible;mso-wrap-style:square;mso-width-percent:0;mso-height-percent:0;mso-wrap-distance-left:9pt;mso-wrap-distance-top:0;mso-wrap-distance-right:9pt;mso-wrap-distance-bottom:0;mso-position-horizontal:absolute;mso-position-horizontal-relative:page;mso-position-vertical:absolute;mso-position-vertical-relative:page;mso-width-percent:0;mso-height-percent:0;mso-width-relative:page;mso-height-relative:page" from="56.7pt,796.05pt" to="240.95pt,796.05pt" o:gfxdata="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">
               <w10:wrap anchorx="page" anchory="page"/>
@@ -4850,7 +4204,7 @@
             </wp:anchor>
           </w:drawing>
         </mc:Choice>
-        <mc:Fallback xmlns:oel="http://schemas.microsoft.com/office/2019/extlst" xmlns:w16du="http://schemas.microsoft.com/office/word/2023/wordml/word16du" xmlns:w16sdtfl="http://schemas.microsoft.com/office/word/2024/wordml/sdtformatlock">
+        <mc:Fallback xmlns:w16sdtfl="http://schemas.microsoft.com/office/word/2024/wordml/sdtformatlock" xmlns:w16du="http://schemas.microsoft.com/office/word/2023/wordml/word16du" xmlns:oel="http://schemas.microsoft.com/office/2019/extlst">
           <w:pict>
             <v:line w14:anchorId="0AE06247" id="Line 56" o:spid="_x0000_s1026" style="position:absolute;z-index:251626496;visibility:visible;mso-wrap-style:square;mso-width-percent:0;mso-height-percent:0;mso-wrap-distance-left:9pt;mso-wrap-distance-top:0;mso-wrap-distance-right:9pt;mso-wrap-distance-bottom:0;mso-position-horizontal:absolute;mso-position-horizontal-relative:page;mso-position-vertical:absolute;mso-position-vertical-relative:page;mso-width-percent:0;mso-height-percent:0;mso-width-relative:page;mso-height-relative:page" from="56.7pt,781.9pt" to="581.1pt,781.9pt" o:gfxdata="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" strokeweight="1.5pt">
               <w10:wrap anchorx="page" anchory="page"/>
@@ -5429,7 +4783,7 @@
             </wp:anchor>
           </w:drawing>
         </mc:Choice>
-        <mc:Fallback xmlns:oel="http://schemas.microsoft.com/office/2019/extlst" xmlns:w16du="http://schemas.microsoft.com/office/word/2023/wordml/word16du" xmlns:w16sdtfl="http://schemas.microsoft.com/office/word/2024/wordml/sdtformatlock">
+        <mc:Fallback xmlns:w16sdtfl="http://schemas.microsoft.com/office/word/2024/wordml/sdtformatlock" xmlns:w16du="http://schemas.microsoft.com/office/word/2023/wordml/word16du" xmlns:oel="http://schemas.microsoft.com/office/2019/extlst">
           <w:pict>
             <v:line w14:anchorId="330DE814" id="Line 19" o:spid="_x0000_s1026" style="position:absolute;z-index:251653120;visibility:visible;mso-wrap-style:square;mso-width-percent:0;mso-height-percent:0;mso-wrap-distance-left:9pt;mso-wrap-distance-top:0;mso-wrap-distance-right:9pt;mso-wrap-distance-bottom:0;mso-position-horizontal:absolute;mso-position-horizontal-relative:page;mso-position-vertical:absolute;mso-position-vertical-relative:page;mso-width-percent:0;mso-height-percent:0;mso-width-relative:page;mso-height-relative:page" from="108.6pt,711.85pt" to="108.6pt,825.25pt" o:gfxdata="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" strokeweight="1.5pt">
               <w10:wrap anchorx="page" anchory="page"/>
@@ -5504,7 +4858,7 @@
             </wp:anchor>
           </w:drawing>
         </mc:Choice>
-        <mc:Fallback xmlns:oel="http://schemas.microsoft.com/office/2019/extlst" xmlns:w16du="http://schemas.microsoft.com/office/word/2023/wordml/word16du" xmlns:w16sdtfl="http://schemas.microsoft.com/office/word/2024/wordml/sdtformatlock">
+        <mc:Fallback xmlns:w16sdtfl="http://schemas.microsoft.com/office/word/2024/wordml/sdtformatlock" xmlns:w16du="http://schemas.microsoft.com/office/word/2023/wordml/word16du" xmlns:oel="http://schemas.microsoft.com/office/2019/extlst">
           <w:pict>
             <v:line w14:anchorId="7328E197" id="Line 18" o:spid="_x0000_s1026" style="position:absolute;z-index:251652096;visibility:visible;mso-wrap-style:square;mso-width-percent:0;mso-height-percent:0;mso-wrap-distance-left:9pt;mso-wrap-distance-top:0;mso-wrap-distance-right:9pt;mso-wrap-distance-bottom:0;mso-position-horizontal:absolute;mso-position-horizontal-relative:page;mso-position-vertical:absolute;mso-position-vertical-relative:page;mso-width-percent:0;mso-height-percent:0;mso-width-relative:page;mso-height-relative:page" from="79.75pt,711.85pt" to="79.75pt,754.35pt" o:gfxdata="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" strokeweight="1.5pt">
               <w10:wrap anchorx="page" anchory="page"/>
@@ -5849,7 +5203,7 @@
             </wp:anchor>
           </w:drawing>
         </mc:Choice>
-        <mc:Fallback xmlns:oel="http://schemas.microsoft.com/office/2019/extlst" xmlns:w16du="http://schemas.microsoft.com/office/word/2023/wordml/word16du" xmlns:w16sdtfl="http://schemas.microsoft.com/office/word/2024/wordml/sdtformatlock">
+        <mc:Fallback xmlns:w16sdtfl="http://schemas.microsoft.com/office/word/2024/wordml/sdtformatlock" xmlns:w16du="http://schemas.microsoft.com/office/word/2023/wordml/word16du" xmlns:oel="http://schemas.microsoft.com/office/2019/extlst">
           <w:pict>
             <v:line w14:anchorId="5F1C5166" id="Line 116" o:spid="_x0000_s1026" style="position:absolute;z-index:251689984;visibility:visible;mso-wrap-style:square;mso-width-percent:0;mso-height-percent:0;mso-wrap-distance-left:9pt;mso-wrap-distance-top:0;mso-wrap-distance-right:9pt;mso-wrap-distance-bottom:0;mso-position-horizontal:absolute;mso-position-horizontal-relative:page;mso-position-vertical:absolute;mso-position-vertical-relative:page;mso-width-percent:0;mso-height-percent:0;mso-width-relative:page;mso-height-relative:page" from="467.65pt,768.45pt" to="467.65pt,781.65pt" o:gfxdata="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" strokeweight="1.5pt">
               <w10:wrap anchorx="page" anchory="page"/>
@@ -5924,7 +5278,7 @@
             </wp:anchor>
           </w:drawing>
         </mc:Choice>
-        <mc:Fallback xmlns:oel="http://schemas.microsoft.com/office/2019/extlst" xmlns:w16du="http://schemas.microsoft.com/office/word/2023/wordml/word16du" xmlns:w16sdtfl="http://schemas.microsoft.com/office/word/2024/wordml/sdtformatlock">
+        <mc:Fallback xmlns:w16sdtfl="http://schemas.microsoft.com/office/word/2024/wordml/sdtformatlock" xmlns:w16du="http://schemas.microsoft.com/office/word/2023/wordml/word16du" xmlns:oel="http://schemas.microsoft.com/office/2019/extlst">
           <w:pict>
             <v:line w14:anchorId="1408852C" id="Line 115" o:spid="_x0000_s1026" style="position:absolute;z-index:251688960;visibility:visible;mso-wrap-style:square;mso-width-percent:0;mso-height-percent:0;mso-wrap-distance-left:9pt;mso-wrap-distance-top:0;mso-wrap-distance-right:9pt;mso-wrap-distance-bottom:0;mso-position-horizontal:absolute;mso-position-horizontal-relative:page;mso-position-vertical:absolute;mso-position-vertical-relative:page;mso-width-percent:0;mso-height-percent:0;mso-width-relative:page;mso-height-relative:page" from="453pt,767.45pt" to="453pt,782.2pt" o:gfxdata="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" strokeweight="1.5pt">
               <w10:wrap anchorx="page" anchory="page"/>
@@ -5999,7 +5353,7 @@
             </wp:anchor>
           </w:drawing>
         </mc:Choice>
-        <mc:Fallback xmlns:oel="http://schemas.microsoft.com/office/2019/extlst" xmlns:w16du="http://schemas.microsoft.com/office/word/2023/wordml/word16du" xmlns:w16sdtfl="http://schemas.microsoft.com/office/word/2024/wordml/sdtformatlock">
+        <mc:Fallback xmlns:w16sdtfl="http://schemas.microsoft.com/office/word/2024/wordml/sdtformatlock" xmlns:w16du="http://schemas.microsoft.com/office/word/2023/wordml/word16du" xmlns:oel="http://schemas.microsoft.com/office/2019/extlst">
           <w:pict>
             <v:line w14:anchorId="5096899E" id="Line 25" o:spid="_x0000_s1026" style="position:absolute;z-index:251658240;visibility:visible;mso-wrap-style:square;mso-width-percent:0;mso-height-percent:0;mso-wrap-distance-left:9pt;mso-wrap-distance-top:0;mso-wrap-distance-right:9pt;mso-wrap-distance-bottom:0;mso-position-horizontal:absolute;mso-position-horizontal-relative:page;mso-position-vertical:absolute;mso-position-vertical-relative:page;mso-width-percent:0;mso-height-percent:0;mso-width-relative:page;mso-height-relative:page" from="481.9pt,753.5pt" to="481.9pt,781.85pt" o:gfxdata="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" strokeweight="1.5pt">
               <w10:wrap anchorx="page" anchory="page"/>
@@ -6915,18 +6269,21 @@
                         <w:p>
                           <w:pPr>
                             <w:rPr>
-                              <w:szCs w:val="18"/>
+                              <w:sz w:val="16"/>
+                              <w:szCs w:val="16"/>
                             </w:rPr>
                           </w:pPr>
                           <w:r>
                             <w:rPr>
-                              <w:szCs w:val="18"/>
+                              <w:sz w:val="16"/>
+                              <w:szCs w:val="16"/>
                             </w:rPr>
                             <w:t>Новик</w:t>
                           </w:r>
                           <w:r>
                             <w:rPr>
-                              <w:szCs w:val="18"/>
+                              <w:sz w:val="16"/>
+                              <w:szCs w:val="16"/>
                             </w:rPr>
                             <w:t xml:space="preserve"> А.И.</w:t>
                           </w:r>
@@ -6956,18 +6313,21 @@
                   <w:p>
                     <w:pPr>
                       <w:rPr>
-                        <w:szCs w:val="18"/>
+                        <w:sz w:val="16"/>
+                        <w:szCs w:val="16"/>
                       </w:rPr>
                     </w:pPr>
                     <w:r>
                       <w:rPr>
-                        <w:szCs w:val="18"/>
+                        <w:sz w:val="16"/>
+                        <w:szCs w:val="16"/>
                       </w:rPr>
                       <w:t>Новик</w:t>
                     </w:r>
                     <w:r>
                       <w:rPr>
-                        <w:szCs w:val="18"/>
+                        <w:sz w:val="16"/>
+                        <w:szCs w:val="16"/>
                       </w:rPr>
                       <w:t xml:space="preserve"> А.И.</w:t>
                     </w:r>
@@ -7044,14 +6404,16 @@
                         <w:p>
                           <w:pPr>
                             <w:rPr>
-                              <w:szCs w:val="22"/>
+                              <w:sz w:val="16"/>
+                              <w:szCs w:val="16"/>
                             </w:rPr>
                           </w:pPr>
                           <w:r>
                             <w:rPr>
-                              <w:szCs w:val="22"/>
+                              <w:sz w:val="16"/>
+                              <w:szCs w:val="16"/>
                             </w:rPr>
-                            <w:t>Шаталин</w:t>
+                            <w:t>Шаталин А. А.</w:t>
                           </w:r>
                         </w:p>
                         <w:p>
@@ -7101,14 +6463,16 @@
                   <w:p>
                     <w:pPr>
                       <w:rPr>
-                        <w:szCs w:val="22"/>
+                        <w:sz w:val="16"/>
+                        <w:szCs w:val="16"/>
                       </w:rPr>
                     </w:pPr>
                     <w:r>
                       <w:rPr>
-                        <w:szCs w:val="22"/>
+                        <w:sz w:val="16"/>
+                        <w:szCs w:val="16"/>
                       </w:rPr>
-                      <w:t>Шаталин</w:t>
+                      <w:t>Шаталин А. А.</w:t>
                     </w:r>
                   </w:p>
                   <w:p>
@@ -7418,7 +6782,14 @@
                               <w:sz w:val="28"/>
                               <w:szCs w:val="28"/>
                             </w:rPr>
-                            <w:t>-59.25.00</w:t>
+                            <w:t>-59.25.0</w:t>
+                          </w:r>
+                          <w:r>
+                            <w:rPr>
+                              <w:sz w:val="28"/>
+                              <w:szCs w:val="28"/>
+                            </w:rPr>
+                            <w:t>5</w:t>
                           </w:r>
                         </w:p>
                         <w:p>
@@ -7489,7 +6860,14 @@
                         <w:sz w:val="28"/>
                         <w:szCs w:val="28"/>
                       </w:rPr>
-                      <w:t>-59.25.00</w:t>
+                      <w:t>-59.25.0</w:t>
+                    </w:r>
+                    <w:r>
+                      <w:rPr>
+                        <w:sz w:val="28"/>
+                        <w:szCs w:val="28"/>
+                      </w:rPr>
+                      <w:t>5</w:t>
                     </w:r>
                   </w:p>
                   <w:p>
@@ -8534,7 +7912,7 @@
             </wp:anchor>
           </w:drawing>
         </mc:Choice>
-        <mc:Fallback xmlns:oel="http://schemas.microsoft.com/office/2019/extlst" xmlns:w16du="http://schemas.microsoft.com/office/word/2023/wordml/word16du" xmlns:w16sdtfl="http://schemas.microsoft.com/office/word/2024/wordml/sdtformatlock">
+        <mc:Fallback xmlns:w16sdtfl="http://schemas.microsoft.com/office/word/2024/wordml/sdtformatlock" xmlns:w16du="http://schemas.microsoft.com/office/word/2023/wordml/word16du" xmlns:oel="http://schemas.microsoft.com/office/2019/extlst">
           <w:pict>
             <v:line w14:anchorId="7C69AEE4" id="Line 82" o:spid="_x0000_s1026" style="position:absolute;z-index:251676672;visibility:visible;mso-wrap-style:square;mso-width-percent:0;mso-height-percent:0;mso-wrap-distance-left:9pt;mso-wrap-distance-top:0;mso-wrap-distance-right:9pt;mso-wrap-distance-bottom:0;mso-position-horizontal:absolute;mso-position-horizontal-relative:page;mso-position-vertical:absolute;mso-position-vertical-relative:page;mso-width-percent:0;mso-height-percent:0;mso-width-relative:page;mso-height-relative:page" from="56.7pt,781.85pt" to="240.95pt,781.85pt" o:gfxdata="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">
               <w10:wrap anchorx="page" anchory="page"/>
@@ -8609,7 +7987,7 @@
             </wp:anchor>
           </w:drawing>
         </mc:Choice>
-        <mc:Fallback xmlns:oel="http://schemas.microsoft.com/office/2019/extlst" xmlns:w16du="http://schemas.microsoft.com/office/word/2023/wordml/word16du" xmlns:w16sdtfl="http://schemas.microsoft.com/office/word/2024/wordml/sdtformatlock">
+        <mc:Fallback xmlns:w16sdtfl="http://schemas.microsoft.com/office/word/2024/wordml/sdtformatlock" xmlns:w16du="http://schemas.microsoft.com/office/word/2023/wordml/word16du" xmlns:oel="http://schemas.microsoft.com/office/2019/extlst">
           <w:pict>
             <v:line w14:anchorId="71882A3F" id="Line 77" o:spid="_x0000_s1026" style="position:absolute;z-index:251675648;visibility:visible;mso-wrap-style:square;mso-width-percent:0;mso-height-percent:0;mso-wrap-distance-left:9pt;mso-wrap-distance-top:0;mso-wrap-distance-right:9pt;mso-wrap-distance-bottom:0;mso-position-horizontal:absolute;mso-position-horizontal-relative:page;mso-position-vertical:absolute;mso-position-vertical-relative:page;mso-width-percent:0;mso-height-percent:0;mso-width-relative:page;mso-height-relative:page" from="439.35pt,781.85pt" to="581.1pt,781.85pt" o:gfxdata="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" strokeweight="1.5pt">
               <w10:wrap anchorx="page" anchory="page"/>
@@ -8789,7 +8167,7 @@
             </wp:anchor>
           </w:drawing>
         </mc:Choice>
-        <mc:Fallback xmlns:oel="http://schemas.microsoft.com/office/2019/extlst" xmlns:w16du="http://schemas.microsoft.com/office/word/2023/wordml/word16du" xmlns:w16sdtfl="http://schemas.microsoft.com/office/word/2024/wordml/sdtformatlock">
+        <mc:Fallback xmlns:w16sdtfl="http://schemas.microsoft.com/office/word/2024/wordml/sdtformatlock" xmlns:w16du="http://schemas.microsoft.com/office/word/2023/wordml/word16du" xmlns:oel="http://schemas.microsoft.com/office/2019/extlst">
           <w:pict>
             <v:line w14:anchorId="6EAEB982" id="Line 28" o:spid="_x0000_s1026" style="position:absolute;z-index:251660288;visibility:visible;mso-wrap-style:square;mso-width-percent:0;mso-height-percent:0;mso-wrap-distance-left:9pt;mso-wrap-distance-top:0;mso-wrap-distance-right:9pt;mso-wrap-distance-bottom:0;mso-position-horizontal:absolute;mso-position-horizontal-relative:page;mso-position-vertical:absolute;mso-position-vertical-relative:page;mso-width-percent:0;mso-height-percent:0;mso-width-relative:page;mso-height-relative:page" from="439.25pt,767.7pt" to="581pt,767.7pt" o:gfxdata="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" strokeweight="1.5pt">
               <w10:wrap anchorx="page" anchory="page"/>
@@ -8864,7 +8242,7 @@
             </wp:anchor>
           </w:drawing>
         </mc:Choice>
-        <mc:Fallback xmlns:oel="http://schemas.microsoft.com/office/2019/extlst" xmlns:w16du="http://schemas.microsoft.com/office/word/2023/wordml/word16du" xmlns:w16sdtfl="http://schemas.microsoft.com/office/word/2024/wordml/sdtformatlock">
+        <mc:Fallback xmlns:w16sdtfl="http://schemas.microsoft.com/office/word/2024/wordml/sdtformatlock" xmlns:w16du="http://schemas.microsoft.com/office/word/2023/wordml/word16du" xmlns:oel="http://schemas.microsoft.com/office/2019/extlst">
           <w:pict>
             <v:line w14:anchorId="769F9F19" id="Line 26" o:spid="_x0000_s1026" style="position:absolute;z-index:251659264;visibility:visible;mso-wrap-style:square;mso-width-percent:0;mso-height-percent:0;mso-wrap-distance-left:9pt;mso-wrap-distance-top:0;mso-wrap-distance-right:9pt;mso-wrap-distance-bottom:0;mso-position-horizontal:absolute;mso-position-horizontal-relative:page;mso-position-vertical:absolute;mso-position-vertical-relative:page;mso-width-percent:0;mso-height-percent:0;mso-width-relative:page;mso-height-relative:page" from="524.3pt,753.55pt" to="524.3pt,781.9pt" o:gfxdata="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" strokeweight="1.5pt">
               <w10:wrap anchorx="page" anchory="page"/>
@@ -8939,7 +8317,7 @@
             </wp:anchor>
           </w:drawing>
         </mc:Choice>
-        <mc:Fallback xmlns:oel="http://schemas.microsoft.com/office/2019/extlst" xmlns:w16du="http://schemas.microsoft.com/office/word/2023/wordml/word16du" xmlns:w16sdtfl="http://schemas.microsoft.com/office/word/2024/wordml/sdtformatlock">
+        <mc:Fallback xmlns:w16sdtfl="http://schemas.microsoft.com/office/word/2024/wordml/sdtformatlock" xmlns:w16du="http://schemas.microsoft.com/office/word/2023/wordml/word16du" xmlns:oel="http://schemas.microsoft.com/office/2019/extlst">
           <w:pict>
             <v:line w14:anchorId="2F8F11B7" id="Line 24" o:spid="_x0000_s1026" style="position:absolute;z-index:251657216;visibility:visible;mso-wrap-style:square;mso-width-percent:0;mso-height-percent:0;mso-wrap-distance-left:9pt;mso-wrap-distance-top:0;mso-wrap-distance-right:9pt;mso-wrap-distance-bottom:0;mso-position-horizontal:absolute;mso-position-horizontal-relative:page;mso-position-vertical:absolute;mso-position-vertical-relative:page;mso-width-percent:0;mso-height-percent:0;mso-width-relative:page;mso-height-relative:page" from="439.35pt,753.5pt" to="439.35pt,824.35pt" o:gfxdata="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" strokeweight="1.5pt">
               <w10:wrap anchorx="page" anchory="page"/>
@@ -9014,7 +8392,7 @@
             </wp:anchor>
           </w:drawing>
         </mc:Choice>
-        <mc:Fallback xmlns:oel="http://schemas.microsoft.com/office/2019/extlst" xmlns:w16du="http://schemas.microsoft.com/office/word/2023/wordml/word16du" xmlns:w16sdtfl="http://schemas.microsoft.com/office/word/2024/wordml/sdtformatlock">
+        <mc:Fallback xmlns:w16sdtfl="http://schemas.microsoft.com/office/word/2024/wordml/sdtformatlock" xmlns:w16du="http://schemas.microsoft.com/office/word/2023/wordml/word16du" xmlns:oel="http://schemas.microsoft.com/office/2019/extlst">
           <w:pict>
             <v:line w14:anchorId="09970692" id="Line 22" o:spid="_x0000_s1026" style="position:absolute;z-index:251656192;visibility:visible;mso-wrap-style:square;mso-width-percent:0;mso-height-percent:0;mso-wrap-distance-left:9pt;mso-wrap-distance-top:0;mso-wrap-distance-right:9pt;mso-wrap-distance-bottom:0;mso-position-horizontal:absolute;mso-position-horizontal-relative:page;mso-position-vertical:absolute;mso-position-vertical-relative:page;mso-width-percent:0;mso-height-percent:0;mso-width-relative:page;mso-height-relative:page" from="56.7pt,753.5pt" to="581pt,753.5pt" o:gfxdata="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" strokeweight="1.5pt">
               <w10:wrap anchorx="page" anchory="page"/>
@@ -9089,7 +8467,7 @@
             </wp:anchor>
           </w:drawing>
         </mc:Choice>
-        <mc:Fallback xmlns:oel="http://schemas.microsoft.com/office/2019/extlst" xmlns:w16du="http://schemas.microsoft.com/office/word/2023/wordml/word16du" xmlns:w16sdtfl="http://schemas.microsoft.com/office/word/2024/wordml/sdtformatlock">
+        <mc:Fallback xmlns:w16sdtfl="http://schemas.microsoft.com/office/word/2024/wordml/sdtformatlock" xmlns:w16du="http://schemas.microsoft.com/office/word/2023/wordml/word16du" xmlns:oel="http://schemas.microsoft.com/office/2019/extlst">
           <w:pict>
             <v:line w14:anchorId="789A62B2" id="Line 21" o:spid="_x0000_s1026" style="position:absolute;z-index:251655168;visibility:visible;mso-wrap-style:square;mso-width-percent:0;mso-height-percent:0;mso-wrap-distance-left:9pt;mso-wrap-distance-top:0;mso-wrap-distance-right:9pt;mso-wrap-distance-bottom:0;mso-position-horizontal:absolute;mso-position-horizontal-relative:page;mso-position-vertical:absolute;mso-position-vertical-relative:page;mso-width-percent:0;mso-height-percent:0;mso-width-relative:page;mso-height-relative:page" from="212.65pt,711pt" to="212.65pt,824.4pt" o:gfxdata="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" strokeweight="1.5pt">
               <w10:wrap anchorx="page" anchory="page"/>
@@ -9164,7 +8542,7 @@
             </wp:anchor>
           </w:drawing>
         </mc:Choice>
-        <mc:Fallback xmlns:oel="http://schemas.microsoft.com/office/2019/extlst" xmlns:w16du="http://schemas.microsoft.com/office/word/2023/wordml/word16du" xmlns:w16sdtfl="http://schemas.microsoft.com/office/word/2024/wordml/sdtformatlock">
+        <mc:Fallback xmlns:w16sdtfl="http://schemas.microsoft.com/office/word/2024/wordml/sdtformatlock" xmlns:w16du="http://schemas.microsoft.com/office/word/2023/wordml/word16du" xmlns:oel="http://schemas.microsoft.com/office/2019/extlst">
           <w:pict>
             <v:line w14:anchorId="7064163D" id="Line 20" o:spid="_x0000_s1026" style="position:absolute;z-index:251654144;visibility:visible;mso-wrap-style:square;mso-width-percent:0;mso-height-percent:0;mso-wrap-distance-left:9pt;mso-wrap-distance-top:0;mso-wrap-distance-right:9pt;mso-wrap-distance-bottom:0;mso-position-horizontal:absolute;mso-position-horizontal-relative:page;mso-position-vertical:absolute;mso-position-vertical-relative:page;mso-width-percent:0;mso-height-percent:0;mso-width-relative:page;mso-height-relative:page" from="170.05pt,711pt" to="170.05pt,824.4pt" o:gfxdata="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" strokeweight="1.5pt">
               <w10:wrap anchorx="page" anchory="page"/>
@@ -9239,7 +8617,7 @@
             </wp:anchor>
           </w:drawing>
         </mc:Choice>
-        <mc:Fallback xmlns:oel="http://schemas.microsoft.com/office/2019/extlst" xmlns:w16du="http://schemas.microsoft.com/office/word/2023/wordml/word16du" xmlns:w16sdtfl="http://schemas.microsoft.com/office/word/2024/wordml/sdtformatlock">
+        <mc:Fallback xmlns:w16sdtfl="http://schemas.microsoft.com/office/word/2024/wordml/sdtformatlock" xmlns:w16du="http://schemas.microsoft.com/office/word/2023/wordml/word16du" xmlns:oel="http://schemas.microsoft.com/office/2019/extlst">
           <w:pict>
             <v:line w14:anchorId="6BAD2B12" id="Line 17" o:spid="_x0000_s1026" style="position:absolute;z-index:251651072;visibility:visible;mso-wrap-style:square;mso-width-percent:0;mso-height-percent:0;mso-wrap-distance-left:9pt;mso-wrap-distance-top:0;mso-wrap-distance-right:9pt;mso-wrap-distance-bottom:0;mso-position-horizontal:absolute;mso-position-horizontal-relative:page;mso-position-vertical:absolute;mso-position-vertical-relative:page;mso-width-percent:0;mso-height-percent:0;mso-width-relative:page;mso-height-relative:page" from="56.75pt,725.15pt" to="241pt,725.15pt" o:gfxdata="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">
               <w10:wrap anchorx="page" anchory="page"/>
@@ -9314,7 +8692,7 @@
             </wp:anchor>
           </w:drawing>
         </mc:Choice>
-        <mc:Fallback xmlns:oel="http://schemas.microsoft.com/office/2019/extlst" xmlns:w16du="http://schemas.microsoft.com/office/word/2023/wordml/word16du" xmlns:w16sdtfl="http://schemas.microsoft.com/office/word/2024/wordml/sdtformatlock">
+        <mc:Fallback xmlns:w16sdtfl="http://schemas.microsoft.com/office/word/2024/wordml/sdtformatlock" xmlns:w16du="http://schemas.microsoft.com/office/word/2023/wordml/word16du" xmlns:oel="http://schemas.microsoft.com/office/2019/extlst">
           <w:pict>
             <v:line w14:anchorId="658589C9" id="Line 16" o:spid="_x0000_s1026" style="position:absolute;z-index:251650048;visibility:visible;mso-wrap-style:square;mso-width-percent:0;mso-height-percent:0;mso-wrap-distance-left:9pt;mso-wrap-distance-top:0;mso-wrap-distance-right:9pt;mso-wrap-distance-bottom:0;mso-position-horizontal:absolute;mso-position-horizontal-relative:page;mso-position-vertical:absolute;mso-position-vertical-relative:page;mso-width-percent:0;mso-height-percent:0;mso-width-relative:page;mso-height-relative:page" from="56.7pt,739.35pt" to="240.95pt,739.35pt" o:gfxdata="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" strokeweight="1.5pt">
               <w10:wrap anchorx="page" anchory="page"/>
@@ -9389,7 +8767,7 @@
             </wp:anchor>
           </w:drawing>
         </mc:Choice>
-        <mc:Fallback xmlns:oel="http://schemas.microsoft.com/office/2019/extlst" xmlns:w16du="http://schemas.microsoft.com/office/word/2023/wordml/word16du" xmlns:w16sdtfl="http://schemas.microsoft.com/office/word/2024/wordml/sdtformatlock">
+        <mc:Fallback xmlns:w16sdtfl="http://schemas.microsoft.com/office/word/2024/wordml/sdtformatlock" xmlns:w16du="http://schemas.microsoft.com/office/word/2023/wordml/word16du" xmlns:oel="http://schemas.microsoft.com/office/2019/extlst">
           <w:pict>
             <v:line w14:anchorId="521ED025" id="Line 14" o:spid="_x0000_s1026" style="position:absolute;z-index:251649024;visibility:visible;mso-wrap-style:square;mso-width-percent:0;mso-height-percent:0;mso-wrap-distance-left:9pt;mso-wrap-distance-top:0;mso-wrap-distance-right:9pt;mso-wrap-distance-bottom:0;mso-position-horizontal:absolute;mso-position-horizontal-relative:page;mso-position-vertical:absolute;mso-position-vertical-relative:page;mso-width-percent:0;mso-height-percent:0;mso-width-relative:page;mso-height-relative:page" from="56.75pt,767.7pt" to="241pt,767.7pt" o:gfxdata="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">
               <w10:wrap anchorx="page" anchory="page"/>
@@ -9464,7 +8842,7 @@
             </wp:anchor>
           </w:drawing>
         </mc:Choice>
-        <mc:Fallback xmlns:oel="http://schemas.microsoft.com/office/2019/extlst" xmlns:w16du="http://schemas.microsoft.com/office/word/2023/wordml/word16du" xmlns:w16sdtfl="http://schemas.microsoft.com/office/word/2024/wordml/sdtformatlock">
+        <mc:Fallback xmlns:w16sdtfl="http://schemas.microsoft.com/office/word/2024/wordml/sdtformatlock" xmlns:w16du="http://schemas.microsoft.com/office/word/2023/wordml/word16du" xmlns:oel="http://schemas.microsoft.com/office/2019/extlst">
           <w:pict>
             <v:line w14:anchorId="7E37773A" id="Line 12" o:spid="_x0000_s1026" style="position:absolute;z-index:251648000;visibility:visible;mso-wrap-style:square;mso-width-percent:0;mso-height-percent:0;mso-wrap-distance-left:9pt;mso-wrap-distance-top:0;mso-wrap-distance-right:9pt;mso-wrap-distance-bottom:0;mso-position-horizontal:absolute;mso-position-horizontal-relative:page;mso-position-vertical:absolute;mso-position-vertical-relative:page;mso-width-percent:0;mso-height-percent:0;mso-width-relative:page;mso-height-relative:page" from="56.75pt,796.05pt" to="241pt,796.05pt" o:gfxdata="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">
               <w10:wrap anchorx="page" anchory="page"/>
@@ -9539,7 +8917,7 @@
             </wp:anchor>
           </w:drawing>
         </mc:Choice>
-        <mc:Fallback xmlns:oel="http://schemas.microsoft.com/office/2019/extlst" xmlns:w16du="http://schemas.microsoft.com/office/word/2023/wordml/word16du" xmlns:w16sdtfl="http://schemas.microsoft.com/office/word/2024/wordml/sdtformatlock">
+        <mc:Fallback xmlns:w16sdtfl="http://schemas.microsoft.com/office/word/2024/wordml/sdtformatlock" xmlns:w16du="http://schemas.microsoft.com/office/word/2023/wordml/word16du" xmlns:oel="http://schemas.microsoft.com/office/2019/extlst">
           <w:pict>
             <v:line w14:anchorId="25BA0277" id="Line 11" o:spid="_x0000_s1026" style="position:absolute;z-index:251646976;visibility:visible;mso-wrap-style:square;mso-width-percent:0;mso-height-percent:0;mso-wrap-distance-left:9pt;mso-wrap-distance-top:0;mso-wrap-distance-right:9pt;mso-wrap-distance-bottom:0;mso-position-horizontal:absolute;mso-position-horizontal-relative:page;mso-position-vertical:absolute;mso-position-vertical-relative:page;mso-width-percent:0;mso-height-percent:0;mso-width-relative:page;mso-height-relative:page" from="56.75pt,810.2pt" to="241pt,810.2pt" o:gfxdata="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">
               <w10:wrap anchorx="page" anchory="page"/>
@@ -9614,7 +8992,7 @@
             </wp:anchor>
           </w:drawing>
         </mc:Choice>
-        <mc:Fallback xmlns:oel="http://schemas.microsoft.com/office/2019/extlst" xmlns:w16du="http://schemas.microsoft.com/office/word/2023/wordml/word16du" xmlns:w16sdtfl="http://schemas.microsoft.com/office/word/2024/wordml/sdtformatlock">
+        <mc:Fallback xmlns:w16sdtfl="http://schemas.microsoft.com/office/word/2024/wordml/sdtformatlock" xmlns:w16du="http://schemas.microsoft.com/office/word/2023/wordml/word16du" xmlns:oel="http://schemas.microsoft.com/office/2019/extlst">
           <w:pict>
             <v:line w14:anchorId="4365FC21" id="Line 3" o:spid="_x0000_s1026" style="position:absolute;z-index:251645952;visibility:visible;mso-wrap-style:square;mso-width-percent:0;mso-height-percent:0;mso-wrap-distance-left:9pt;mso-wrap-distance-top:0;mso-wrap-distance-right:9pt;mso-wrap-distance-bottom:0;mso-position-horizontal:absolute;mso-position-horizontal-relative:page;mso-position-vertical:absolute;mso-position-vertical-relative:page;mso-width-percent:0;mso-height-percent:0;mso-width-relative:page;mso-height-relative:page" from="241pt,711pt" to="241pt,824.4pt" o:gfxdata="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" strokeweight="1.5pt">
               <w10:wrap anchorx="page" anchory="page"/>
@@ -9689,7 +9067,7 @@
             </wp:anchor>
           </w:drawing>
         </mc:Choice>
-        <mc:Fallback xmlns:oel="http://schemas.microsoft.com/office/2019/extlst" xmlns:w16du="http://schemas.microsoft.com/office/word/2023/wordml/word16du" xmlns:w16sdtfl="http://schemas.microsoft.com/office/word/2024/wordml/sdtformatlock">
+        <mc:Fallback xmlns:w16sdtfl="http://schemas.microsoft.com/office/word/2024/wordml/sdtformatlock" xmlns:w16du="http://schemas.microsoft.com/office/word/2023/wordml/word16du" xmlns:oel="http://schemas.microsoft.com/office/2019/extlst">
           <w:pict>
             <v:line w14:anchorId="4B682AEE" id="Line 2" o:spid="_x0000_s1026" style="position:absolute;z-index:251644928;visibility:visible;mso-wrap-style:square;mso-width-percent:0;mso-height-percent:0;mso-wrap-distance-left:9pt;mso-wrap-distance-top:0;mso-wrap-distance-right:9pt;mso-wrap-distance-bottom:0;mso-position-horizontal:absolute;mso-position-horizontal-relative:page;mso-position-vertical:absolute;mso-position-vertical-relative:page;mso-width-percent:0;mso-height-percent:0;mso-width-relative:page;mso-height-relative:page" from="56.7pt,711pt" to="581pt,711pt" o:gfxdata="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" strokeweight="1.5pt">
               <w10:wrap anchorx="page" anchory="page"/>
@@ -9957,7 +9335,7 @@
             </wp:anchor>
           </w:drawing>
         </mc:Choice>
-        <mc:Fallback xmlns:oel="http://schemas.microsoft.com/office/2019/extlst" xmlns:w16du="http://schemas.microsoft.com/office/word/2023/wordml/word16du" xmlns:w16sdtfl="http://schemas.microsoft.com/office/word/2024/wordml/sdtformatlock">
+        <mc:Fallback xmlns:w16sdtfl="http://schemas.microsoft.com/office/word/2024/wordml/sdtformatlock" xmlns:w16du="http://schemas.microsoft.com/office/word/2023/wordml/word16du" xmlns:oel="http://schemas.microsoft.com/office/2019/extlst">
           <w:pict>
             <v:rect w14:anchorId="5EC17716" id="Rectangle 55" o:spid="_x0000_s1026" style="position:absolute;margin-left:56.1pt;margin-top:16.45pt;width:524.4pt;height:807.85pt;z-index:251625472;visibility:visible;mso-wrap-style:square;mso-width-percent:0;mso-height-percent:0;mso-wrap-distance-left:9pt;mso-wrap-distance-top:0;mso-wrap-distance-right:9pt;mso-wrap-distance-bottom:0;mso-position-horizontal:absolute;mso-position-horizontal-relative:page;mso-position-vertical:absolute;mso-position-vertical-relative:page;mso-width-percent:0;mso-height-percent:0;mso-width-relative:page;mso-height-relative:page;v-text-anchor:top" o:gfxdata="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" o:allowincell="f" strokeweight="1.5pt">
               <w10:wrap anchorx="page" anchory="page"/>
